--- a/fuentes/CFA3_41730056__DU.docx
+++ b/fuentes/CFA3_41730056__DU.docx
@@ -713,10 +713,7 @@
             </w:r>
             <w:r>
               <w:rPr>
-                <w:rStyle w:val="Hipervnculo"/>
-                <w:noProof/>
-                <w:spacing w:val="20"/>
-                <w:lang w:val="en-US"/>
+                <w:rStyle w:val="Extranjerismo"/>
               </w:rPr>
               <w:t>pitch</w:t>
             </w:r>
@@ -986,10 +983,7 @@
             </w:r>
             <w:r>
               <w:rPr>
-                <w:rStyle w:val="Hipervnculo"/>
-                <w:noProof/>
-                <w:spacing w:val="20"/>
-                <w:lang w:val="en-US"/>
+                <w:rStyle w:val="Extranjerismo"/>
               </w:rPr>
               <w:t>Pitch</w:t>
             </w:r>
@@ -2407,16 +2401,27 @@
         <w:rPr>
           <w:rStyle w:val="Extranjerismo"/>
         </w:rPr>
-        <w:t>Value Proposition Canvas</w:t>
-      </w:r>
-      <w:r>
-        <w:t xml:space="preserve"> y el </w:t>
-      </w:r>
+        <w:t xml:space="preserve">Value Proposition Canvas y </w:t>
+      </w:r>
+      <w:proofErr w:type="spellStart"/>
       <w:r>
         <w:rPr>
           <w:rStyle w:val="Extranjerismo"/>
         </w:rPr>
-        <w:t>Lean Canvas</w:t>
+        <w:t>el</w:t>
+      </w:r>
+      <w:proofErr w:type="spellEnd"/>
+      <w:r>
+        <w:rPr>
+          <w:rStyle w:val="Extranjerismo"/>
+        </w:rPr>
+        <w:t xml:space="preserve"> Lean</w:t>
+      </w:r>
+      <w:r>
+        <w:rPr>
+          <w:rStyle w:val="Extranjerismo"/>
+        </w:rPr>
+        <w:t xml:space="preserve"> Canvas</w:t>
       </w:r>
       <w:r>
         <w:t xml:space="preserve">, además de técnicas de </w:t>
@@ -2659,15 +2664,38 @@
             <w:r>
               <w:t>Herramientas como el </w:t>
             </w:r>
-            <w:r>
-              <w:t>Value Proposition Canvas</w:t>
-            </w:r>
+            <w:proofErr w:type="spellStart"/>
+            <w:r>
+              <w:t>Value</w:t>
+            </w:r>
+            <w:proofErr w:type="spellEnd"/>
+            <w:r>
+              <w:t> </w:t>
+            </w:r>
+            <w:proofErr w:type="spellStart"/>
+            <w:r>
+              <w:t>Proposition</w:t>
+            </w:r>
+            <w:proofErr w:type="spellEnd"/>
+            <w:r>
+              <w:t> </w:t>
+            </w:r>
+            <w:proofErr w:type="spellStart"/>
+            <w:r>
+              <w:t>Canvas</w:t>
+            </w:r>
+            <w:proofErr w:type="spellEnd"/>
             <w:r>
               <w:t> o el </w:t>
             </w:r>
             <w:r>
-              <w:t>Lean Canvas</w:t>
-            </w:r>
+              <w:t>Lean </w:t>
+            </w:r>
+            <w:proofErr w:type="spellStart"/>
+            <w:r>
+              <w:t>Canvas</w:t>
+            </w:r>
+            <w:proofErr w:type="spellEnd"/>
             <w:r>
               <w:t xml:space="preserve"> permiten definir esa promesa hacia el usuario y la sociedad. Comunicar el valor es tan importante como crearlo.  </w:t>
             </w:r>
@@ -3010,6 +3038,7 @@
           <w:lang w:val="es-419" w:eastAsia="es-CO"/>
         </w:rPr>
       </w:pPr>
+      <w:proofErr w:type="spellStart"/>
       <w:r>
         <w:rPr>
           <w:rStyle w:val="Extranjerismo"/>
@@ -3017,107 +3046,9 @@
           <w:bCs/>
           <w:lang w:val="es-419" w:eastAsia="es-CO"/>
         </w:rPr>
-        <w:t>Value Proposition Canvas</w:t>
-      </w:r>
-      <w:r>
-        <w:rPr>
-          <w:b/>
-          <w:bCs/>
-          <w:lang w:val="es-419" w:eastAsia="es-CO"/>
-        </w:rPr>
-        <w:t xml:space="preserve"> (Lienzo de propuesta de valor)</w:t>
-      </w:r>
-    </w:p>
-    <w:p>
-      <w:pPr>
-        <w:rPr>
-          <w:lang w:val="es-419" w:eastAsia="es-CO"/>
-        </w:rPr>
-      </w:pPr>
-      <w:r>
-        <w:rPr>
-          <w:lang w:val="es-419" w:eastAsia="es-CO"/>
-        </w:rPr>
-        <w:t xml:space="preserve">El </w:t>
-      </w:r>
-      <w:r>
-        <w:rPr>
-          <w:rStyle w:val="Extranjerismo"/>
-          <w:lang w:val="es-419" w:eastAsia="es-CO"/>
-        </w:rPr>
-        <w:t>Value Proposition Canvas</w:t>
-      </w:r>
-      <w:r>
-        <w:rPr>
-          <w:lang w:val="es-419" w:eastAsia="es-CO"/>
-        </w:rPr>
-        <w:t xml:space="preserve"> es un método desarrollado por Alexander Osterwalder cuyo propósito es definir la propuesta de valor de nuestra solución o iniciativa de innovación en salud. Consiste en una representación visual donde contrastamos las necesidades de nuestros usuarios con el producto o servicio que le ofrecemos. En esta, el usuario es el centro del análisis, por lo que debemos tener en cuenta que lo que sea que vayamos a ofrecerle, tenga sentido y cubra una necesidad en específico. </w:t>
-      </w:r>
-    </w:p>
-    <w:p>
-      <w:pPr>
-        <w:rPr>
-          <w:lang w:val="es-419" w:eastAsia="es-CO"/>
-        </w:rPr>
-      </w:pPr>
-      <w:r>
-        <w:rPr>
-          <w:lang w:val="es-419" w:eastAsia="es-CO"/>
-        </w:rPr>
-        <w:t xml:space="preserve">El lienzo del </w:t>
-      </w:r>
-      <w:r>
-        <w:rPr>
-          <w:rStyle w:val="Extranjerismo"/>
-          <w:lang w:val="es-419" w:eastAsia="es-CO"/>
-        </w:rPr>
-        <w:t>Value Proposition Canvas</w:t>
-      </w:r>
-      <w:r>
-        <w:rPr>
-          <w:lang w:val="es-419" w:eastAsia="es-CO"/>
-        </w:rPr>
-        <w:t xml:space="preserve"> se divide en dos bloques principales, que son el bloque del usuario y el bloque del producto. Al desarrollar ambos, podemos </w:t>
-      </w:r>
-      <w:r>
-        <w:rPr>
-          <w:lang w:val="es-419" w:eastAsia="es-CO"/>
-        </w:rPr>
-        <w:lastRenderedPageBreak/>
-        <w:t>validar si nuestra propuesta de valor tendrá éxito, o si por el contrario debemos replantearla.</w:t>
-      </w:r>
-    </w:p>
-    <w:p>
-      <w:pPr>
-        <w:rPr>
-          <w:b/>
-          <w:bCs/>
-          <w:lang w:val="es-419" w:eastAsia="es-CO"/>
-        </w:rPr>
-      </w:pPr>
-      <w:r>
-        <w:rPr>
-          <w:b/>
-          <w:bCs/>
-          <w:lang w:val="es-419" w:eastAsia="es-CO"/>
-        </w:rPr>
-        <w:t>Bloque del usuario o cliente</w:t>
-      </w:r>
-      <w:r>
-        <w:rPr>
-          <w:b/>
-          <w:bCs/>
-          <w:lang w:val="es-419" w:eastAsia="es-CO"/>
-        </w:rPr>
-        <w:t>:</w:t>
-      </w:r>
-    </w:p>
-    <w:p>
-      <w:pPr>
-        <w:rPr>
-          <w:lang w:val="es-419" w:eastAsia="es-CO"/>
-        </w:rPr>
-      </w:pPr>
+        <w:t>Value</w:t>
+      </w:r>
+      <w:proofErr w:type="spellEnd"/>
       <w:r>
         <w:rPr>
           <w:rStyle w:val="Extranjerismo"/>
@@ -3125,7 +3056,225 @@
           <w:bCs/>
           <w:lang w:val="es-419" w:eastAsia="es-CO"/>
         </w:rPr>
-        <w:t>Customer Jobs</w:t>
+        <w:t xml:space="preserve"> </w:t>
+      </w:r>
+      <w:proofErr w:type="spellStart"/>
+      <w:r>
+        <w:rPr>
+          <w:rStyle w:val="Extranjerismo"/>
+          <w:b/>
+          <w:bCs/>
+          <w:lang w:val="es-419" w:eastAsia="es-CO"/>
+        </w:rPr>
+        <w:t>Proposition</w:t>
+      </w:r>
+      <w:proofErr w:type="spellEnd"/>
+      <w:r>
+        <w:rPr>
+          <w:rStyle w:val="Extranjerismo"/>
+          <w:b/>
+          <w:bCs/>
+          <w:lang w:val="es-419" w:eastAsia="es-CO"/>
+        </w:rPr>
+        <w:t xml:space="preserve"> </w:t>
+      </w:r>
+      <w:proofErr w:type="spellStart"/>
+      <w:r>
+        <w:rPr>
+          <w:rStyle w:val="Extranjerismo"/>
+          <w:b/>
+          <w:bCs/>
+          <w:lang w:val="es-419" w:eastAsia="es-CO"/>
+        </w:rPr>
+        <w:t>Canvas</w:t>
+      </w:r>
+      <w:proofErr w:type="spellEnd"/>
+      <w:r>
+        <w:rPr>
+          <w:b/>
+          <w:bCs/>
+          <w:lang w:val="es-419" w:eastAsia="es-CO"/>
+        </w:rPr>
+        <w:t xml:space="preserve"> (Lienzo de propuesta de valor)</w:t>
+      </w:r>
+    </w:p>
+    <w:p>
+      <w:pPr>
+        <w:rPr>
+          <w:lang w:val="es-419" w:eastAsia="es-CO"/>
+        </w:rPr>
+      </w:pPr>
+      <w:r>
+        <w:rPr>
+          <w:lang w:val="es-419" w:eastAsia="es-CO"/>
+        </w:rPr>
+        <w:t xml:space="preserve">El </w:t>
+      </w:r>
+      <w:proofErr w:type="spellStart"/>
+      <w:r>
+        <w:rPr>
+          <w:rStyle w:val="Extranjerismo"/>
+          <w:lang w:val="es-419" w:eastAsia="es-CO"/>
+        </w:rPr>
+        <w:t>Value</w:t>
+      </w:r>
+      <w:proofErr w:type="spellEnd"/>
+      <w:r>
+        <w:rPr>
+          <w:rStyle w:val="Extranjerismo"/>
+          <w:lang w:val="es-419" w:eastAsia="es-CO"/>
+        </w:rPr>
+        <w:t xml:space="preserve"> </w:t>
+      </w:r>
+      <w:proofErr w:type="spellStart"/>
+      <w:r>
+        <w:rPr>
+          <w:rStyle w:val="Extranjerismo"/>
+          <w:lang w:val="es-419" w:eastAsia="es-CO"/>
+        </w:rPr>
+        <w:t>Proposition</w:t>
+      </w:r>
+      <w:proofErr w:type="spellEnd"/>
+      <w:r>
+        <w:rPr>
+          <w:rStyle w:val="Extranjerismo"/>
+          <w:lang w:val="es-419" w:eastAsia="es-CO"/>
+        </w:rPr>
+        <w:t xml:space="preserve"> </w:t>
+      </w:r>
+      <w:proofErr w:type="spellStart"/>
+      <w:r>
+        <w:rPr>
+          <w:rStyle w:val="Extranjerismo"/>
+          <w:lang w:val="es-419" w:eastAsia="es-CO"/>
+        </w:rPr>
+        <w:t>Canvas</w:t>
+      </w:r>
+      <w:proofErr w:type="spellEnd"/>
+      <w:r>
+        <w:rPr>
+          <w:lang w:val="es-419" w:eastAsia="es-CO"/>
+        </w:rPr>
+        <w:t xml:space="preserve"> es un método desarrollado por Alexander Osterwalder cuyo propósito es definir la propuesta de valor de nuestra solución o iniciativa de innovación en salud. Consiste en una representación visual donde contrastamos las necesidades de nuestros usuarios con el producto o servicio que le ofrecemos. En esta, el usuario es el centro del análisis, por lo que debemos tener en cuenta que lo que sea que vayamos a ofrecerle, tenga sentido y cubra una necesidad en específico. </w:t>
+      </w:r>
+    </w:p>
+    <w:p>
+      <w:pPr>
+        <w:rPr>
+          <w:lang w:val="es-419" w:eastAsia="es-CO"/>
+        </w:rPr>
+      </w:pPr>
+      <w:r>
+        <w:rPr>
+          <w:lang w:val="es-419" w:eastAsia="es-CO"/>
+        </w:rPr>
+        <w:t xml:space="preserve">El lienzo del </w:t>
+      </w:r>
+      <w:proofErr w:type="spellStart"/>
+      <w:r>
+        <w:rPr>
+          <w:rStyle w:val="Extranjerismo"/>
+          <w:lang w:val="es-419" w:eastAsia="es-CO"/>
+        </w:rPr>
+        <w:t>Value</w:t>
+      </w:r>
+      <w:proofErr w:type="spellEnd"/>
+      <w:r>
+        <w:rPr>
+          <w:rStyle w:val="Extranjerismo"/>
+          <w:lang w:val="es-419" w:eastAsia="es-CO"/>
+        </w:rPr>
+        <w:t xml:space="preserve"> </w:t>
+      </w:r>
+      <w:proofErr w:type="spellStart"/>
+      <w:r>
+        <w:rPr>
+          <w:rStyle w:val="Extranjerismo"/>
+          <w:lang w:val="es-419" w:eastAsia="es-CO"/>
+        </w:rPr>
+        <w:t>Proposition</w:t>
+      </w:r>
+      <w:proofErr w:type="spellEnd"/>
+      <w:r>
+        <w:rPr>
+          <w:rStyle w:val="Extranjerismo"/>
+          <w:lang w:val="es-419" w:eastAsia="es-CO"/>
+        </w:rPr>
+        <w:t xml:space="preserve"> </w:t>
+      </w:r>
+      <w:proofErr w:type="spellStart"/>
+      <w:r>
+        <w:rPr>
+          <w:rStyle w:val="Extranjerismo"/>
+          <w:lang w:val="es-419" w:eastAsia="es-CO"/>
+        </w:rPr>
+        <w:t>Canvas</w:t>
+      </w:r>
+      <w:proofErr w:type="spellEnd"/>
+      <w:r>
+        <w:rPr>
+          <w:lang w:val="es-419" w:eastAsia="es-CO"/>
+        </w:rPr>
+        <w:t xml:space="preserve"> se divide en dos bloques principales, que son el bloque del usuario y el bloque del producto. Al desarrollar ambos, podemos </w:t>
+      </w:r>
+      <w:r>
+        <w:rPr>
+          <w:lang w:val="es-419" w:eastAsia="es-CO"/>
+        </w:rPr>
+        <w:lastRenderedPageBreak/>
+        <w:t>validar si nuestra propuesta de valor tendrá éxito, o si por el contrario debemos replantearla.</w:t>
+      </w:r>
+    </w:p>
+    <w:p>
+      <w:pPr>
+        <w:rPr>
+          <w:b/>
+          <w:bCs/>
+          <w:lang w:val="es-419" w:eastAsia="es-CO"/>
+        </w:rPr>
+      </w:pPr>
+      <w:r>
+        <w:rPr>
+          <w:b/>
+          <w:bCs/>
+          <w:lang w:val="es-419" w:eastAsia="es-CO"/>
+        </w:rPr>
+        <w:t>Bloque del usuario o cliente</w:t>
+      </w:r>
+      <w:r>
+        <w:rPr>
+          <w:b/>
+          <w:bCs/>
+          <w:lang w:val="es-419" w:eastAsia="es-CO"/>
+        </w:rPr>
+        <w:t>:</w:t>
+      </w:r>
+    </w:p>
+    <w:p>
+      <w:pPr>
+        <w:rPr>
+          <w:lang w:val="es-419" w:eastAsia="es-CO"/>
+        </w:rPr>
+      </w:pPr>
+      <w:proofErr w:type="spellStart"/>
+      <w:r>
+        <w:rPr>
+          <w:rStyle w:val="Extranjerismo"/>
+          <w:b/>
+          <w:bCs/>
+          <w:lang w:val="es-419" w:eastAsia="es-CO"/>
+        </w:rPr>
+        <w:t>Customer</w:t>
+      </w:r>
+      <w:proofErr w:type="spellEnd"/>
+      <w:r>
+        <w:rPr>
+          <w:rStyle w:val="Extranjerismo"/>
+          <w:b/>
+          <w:bCs/>
+          <w:lang w:val="es-419" w:eastAsia="es-CO"/>
+        </w:rPr>
+        <w:t xml:space="preserve"> Jobs</w:t>
       </w:r>
       <w:r>
         <w:rPr>
@@ -3208,6 +3357,7 @@
           <w:lang w:val="es-419" w:eastAsia="es-CO"/>
         </w:rPr>
       </w:pPr>
+      <w:proofErr w:type="spellStart"/>
       <w:r>
         <w:rPr>
           <w:rStyle w:val="Extranjerismo"/>
@@ -3215,7 +3365,17 @@
           <w:bCs/>
           <w:lang w:val="es-419" w:eastAsia="es-CO"/>
         </w:rPr>
-        <w:t xml:space="preserve">Pains </w:t>
+        <w:t>Pains</w:t>
+      </w:r>
+      <w:proofErr w:type="spellEnd"/>
+      <w:r>
+        <w:rPr>
+          <w:rStyle w:val="Extranjerismo"/>
+          <w:b/>
+          <w:bCs/>
+          <w:lang w:val="es-419" w:eastAsia="es-CO"/>
+        </w:rPr>
+        <w:t xml:space="preserve"> </w:t>
       </w:r>
       <w:r>
         <w:rPr>
@@ -3311,6 +3471,7 @@
           <w:lang w:val="es-419" w:eastAsia="es-CO"/>
         </w:rPr>
       </w:pPr>
+      <w:proofErr w:type="spellStart"/>
       <w:r>
         <w:rPr>
           <w:rStyle w:val="Extranjerismo"/>
@@ -3320,6 +3481,7 @@
         </w:rPr>
         <w:t>Gains</w:t>
       </w:r>
+      <w:proofErr w:type="spellEnd"/>
       <w:r>
         <w:rPr>
           <w:b/>
@@ -3459,13 +3621,47 @@
         </w:rPr>
         <w:t xml:space="preserve">El segundo bloque del </w:t>
       </w:r>
+      <w:proofErr w:type="spellStart"/>
       <w:r>
         <w:rPr>
           <w:rStyle w:val="Extranjerismo"/>
           <w:lang w:val="es-419" w:eastAsia="es-CO"/>
         </w:rPr>
-        <w:t>Value Proposition Canvas</w:t>
-      </w:r>
+        <w:t>Value</w:t>
+      </w:r>
+      <w:proofErr w:type="spellEnd"/>
+      <w:r>
+        <w:rPr>
+          <w:rStyle w:val="Extranjerismo"/>
+          <w:lang w:val="es-419" w:eastAsia="es-CO"/>
+        </w:rPr>
+        <w:t xml:space="preserve"> </w:t>
+      </w:r>
+      <w:proofErr w:type="spellStart"/>
+      <w:r>
+        <w:rPr>
+          <w:rStyle w:val="Extranjerismo"/>
+          <w:lang w:val="es-419" w:eastAsia="es-CO"/>
+        </w:rPr>
+        <w:t>Proposition</w:t>
+      </w:r>
+      <w:proofErr w:type="spellEnd"/>
+      <w:r>
+        <w:rPr>
+          <w:rStyle w:val="Extranjerismo"/>
+          <w:lang w:val="es-419" w:eastAsia="es-CO"/>
+        </w:rPr>
+        <w:t xml:space="preserve"> </w:t>
+      </w:r>
+      <w:proofErr w:type="spellStart"/>
+      <w:r>
+        <w:rPr>
+          <w:rStyle w:val="Extranjerismo"/>
+          <w:lang w:val="es-419" w:eastAsia="es-CO"/>
+        </w:rPr>
+        <w:t>Canvas</w:t>
+      </w:r>
+      <w:proofErr w:type="spellEnd"/>
       <w:r>
         <w:rPr>
           <w:lang w:val="es-419" w:eastAsia="es-CO"/>
@@ -3485,13 +3681,47 @@
         </w:rPr>
         <w:t xml:space="preserve">Por esta razón, el </w:t>
       </w:r>
+      <w:proofErr w:type="spellStart"/>
       <w:r>
         <w:rPr>
           <w:rStyle w:val="Extranjerismo"/>
           <w:lang w:val="es-419" w:eastAsia="es-CO"/>
         </w:rPr>
-        <w:t>Value Proposition Canvas</w:t>
-      </w:r>
+        <w:t>Value</w:t>
+      </w:r>
+      <w:proofErr w:type="spellEnd"/>
+      <w:r>
+        <w:rPr>
+          <w:rStyle w:val="Extranjerismo"/>
+          <w:lang w:val="es-419" w:eastAsia="es-CO"/>
+        </w:rPr>
+        <w:t xml:space="preserve"> </w:t>
+      </w:r>
+      <w:proofErr w:type="spellStart"/>
+      <w:r>
+        <w:rPr>
+          <w:rStyle w:val="Extranjerismo"/>
+          <w:lang w:val="es-419" w:eastAsia="es-CO"/>
+        </w:rPr>
+        <w:t>Proposition</w:t>
+      </w:r>
+      <w:proofErr w:type="spellEnd"/>
+      <w:r>
+        <w:rPr>
+          <w:rStyle w:val="Extranjerismo"/>
+          <w:lang w:val="es-419" w:eastAsia="es-CO"/>
+        </w:rPr>
+        <w:t xml:space="preserve"> </w:t>
+      </w:r>
+      <w:proofErr w:type="spellStart"/>
+      <w:r>
+        <w:rPr>
+          <w:rStyle w:val="Extranjerismo"/>
+          <w:lang w:val="es-419" w:eastAsia="es-CO"/>
+        </w:rPr>
+        <w:t>Canvas</w:t>
+      </w:r>
+      <w:proofErr w:type="spellEnd"/>
       <w:r>
         <w:rPr>
           <w:lang w:val="es-419" w:eastAsia="es-CO"/>
@@ -3505,6 +3735,7 @@
           <w:lang w:val="es-419" w:eastAsia="es-CO"/>
         </w:rPr>
       </w:pPr>
+      <w:proofErr w:type="spellStart"/>
       <w:r>
         <w:rPr>
           <w:rStyle w:val="Extranjerismo"/>
@@ -3512,61 +3743,9 @@
           <w:bCs/>
           <w:lang w:val="es-419" w:eastAsia="es-CO"/>
         </w:rPr>
-        <w:t>Pain relievers</w:t>
-      </w:r>
-      <w:r>
-        <w:rPr>
-          <w:b/>
-          <w:bCs/>
-          <w:lang w:val="es-419" w:eastAsia="es-CO"/>
-        </w:rPr>
-        <w:t xml:space="preserve"> (Aliviador de dolor):</w:t>
-      </w:r>
-      <w:r>
-        <w:rPr>
-          <w:lang w:val="es-419" w:eastAsia="es-CO"/>
-        </w:rPr>
-        <w:t xml:space="preserve"> e</w:t>
-      </w:r>
-      <w:r>
-        <w:rPr>
-          <w:lang w:val="es-419" w:eastAsia="es-CO"/>
-        </w:rPr>
-        <w:t>l primer paso es identificar cómo el producto o servicio alivia molestias del usuario, analizando los “</w:t>
-      </w:r>
-      <w:r>
-        <w:rPr>
-          <w:rStyle w:val="Extranjerismo"/>
-          <w:lang w:val="es-419" w:eastAsia="es-CO"/>
-        </w:rPr>
-        <w:t>Pains</w:t>
-      </w:r>
-      <w:r>
-        <w:rPr>
-          <w:lang w:val="es-419" w:eastAsia="es-CO"/>
-        </w:rPr>
-        <w:t xml:space="preserve">”. Los </w:t>
-      </w:r>
-      <w:r>
-        <w:rPr>
-          <w:rStyle w:val="Extranjerismo"/>
-          <w:lang w:val="es-419" w:eastAsia="es-CO"/>
-        </w:rPr>
-        <w:t>pain relievers</w:t>
-      </w:r>
-      <w:r>
-        <w:rPr>
-          <w:lang w:val="es-419" w:eastAsia="es-CO"/>
-        </w:rPr>
-        <w:t xml:space="preserve"> son respuestas directas que reducen barreras, mejoran comodidad, eficiencia y accesibilidad. En salud pública, se traducen en menos esperas, mejor información, menos trámites, mejor coordinación y mayor continuidad del cuidado.</w:t>
-      </w:r>
-    </w:p>
-    <w:p>
-      <w:pPr>
-        <w:rPr>
-          <w:lang w:val="es-419" w:eastAsia="es-CO"/>
-        </w:rPr>
-      </w:pPr>
+        <w:t>Pain</w:t>
+      </w:r>
+      <w:proofErr w:type="spellEnd"/>
       <w:r>
         <w:rPr>
           <w:rStyle w:val="Extranjerismo"/>
@@ -3574,9 +3753,124 @@
           <w:bCs/>
           <w:lang w:val="es-419" w:eastAsia="es-CO"/>
         </w:rPr>
+        <w:t xml:space="preserve"> </w:t>
+      </w:r>
+      <w:proofErr w:type="spellStart"/>
+      <w:r>
+        <w:rPr>
+          <w:rStyle w:val="Extranjerismo"/>
+          <w:b/>
+          <w:bCs/>
+          <w:lang w:val="es-419" w:eastAsia="es-CO"/>
+        </w:rPr>
+        <w:t>relievers</w:t>
+      </w:r>
+      <w:proofErr w:type="spellEnd"/>
+      <w:r>
+        <w:rPr>
+          <w:b/>
+          <w:bCs/>
+          <w:lang w:val="es-419" w:eastAsia="es-CO"/>
+        </w:rPr>
+        <w:t xml:space="preserve"> (Aliviador de dolor):</w:t>
+      </w:r>
+      <w:r>
+        <w:rPr>
+          <w:lang w:val="es-419" w:eastAsia="es-CO"/>
+        </w:rPr>
+        <w:t xml:space="preserve"> e</w:t>
+      </w:r>
+      <w:r>
+        <w:rPr>
+          <w:lang w:val="es-419" w:eastAsia="es-CO"/>
+        </w:rPr>
+        <w:t>l primer paso es identificar cómo el producto o servicio alivia molestias del usuario, analizando los “</w:t>
+      </w:r>
+      <w:proofErr w:type="spellStart"/>
+      <w:r>
+        <w:rPr>
+          <w:rStyle w:val="Extranjerismo"/>
+          <w:lang w:val="es-419" w:eastAsia="es-CO"/>
+        </w:rPr>
+        <w:t>Pains</w:t>
+      </w:r>
+      <w:proofErr w:type="spellEnd"/>
+      <w:r>
+        <w:rPr>
+          <w:lang w:val="es-419" w:eastAsia="es-CO"/>
+        </w:rPr>
+        <w:t xml:space="preserve">”. Los </w:t>
+      </w:r>
+      <w:proofErr w:type="spellStart"/>
+      <w:r>
+        <w:rPr>
+          <w:rStyle w:val="Extranjerismo"/>
+          <w:lang w:val="es-419" w:eastAsia="es-CO"/>
+        </w:rPr>
+        <w:t>pain</w:t>
+      </w:r>
+      <w:proofErr w:type="spellEnd"/>
+      <w:r>
+        <w:rPr>
+          <w:rStyle w:val="Extranjerismo"/>
+          <w:lang w:val="es-419" w:eastAsia="es-CO"/>
+        </w:rPr>
+        <w:t xml:space="preserve"> </w:t>
+      </w:r>
+      <w:proofErr w:type="spellStart"/>
+      <w:r>
+        <w:rPr>
+          <w:rStyle w:val="Extranjerismo"/>
+          <w:lang w:val="es-419" w:eastAsia="es-CO"/>
+        </w:rPr>
+        <w:t>relievers</w:t>
+      </w:r>
+      <w:proofErr w:type="spellEnd"/>
+      <w:r>
+        <w:rPr>
+          <w:lang w:val="es-419" w:eastAsia="es-CO"/>
+        </w:rPr>
+        <w:t xml:space="preserve"> son respuestas directas que reducen barreras, mejoran comodidad, eficiencia y accesibilidad. En salud pública, se traducen en menos esperas, mejor información, menos trámites, mejor coordinación y mayor continuidad del cuidado.</w:t>
+      </w:r>
+    </w:p>
+    <w:p>
+      <w:pPr>
+        <w:rPr>
+          <w:lang w:val="es-419" w:eastAsia="es-CO"/>
+        </w:rPr>
+      </w:pPr>
+      <w:proofErr w:type="spellStart"/>
+      <w:r>
+        <w:rPr>
+          <w:rStyle w:val="Extranjerismo"/>
+          <w:b/>
+          <w:bCs/>
+          <w:lang w:val="es-419" w:eastAsia="es-CO"/>
+        </w:rPr>
         <w:lastRenderedPageBreak/>
-        <w:t>Products &amp; Services</w:t>
-      </w:r>
+        <w:t>Products</w:t>
+      </w:r>
+      <w:proofErr w:type="spellEnd"/>
+      <w:r>
+        <w:rPr>
+          <w:rStyle w:val="Extranjerismo"/>
+          <w:b/>
+          <w:bCs/>
+          <w:lang w:val="es-419" w:eastAsia="es-CO"/>
+        </w:rPr>
+        <w:t xml:space="preserve"> &amp; </w:t>
+      </w:r>
+      <w:proofErr w:type="spellStart"/>
+      <w:r>
+        <w:rPr>
+          <w:rStyle w:val="Extranjerismo"/>
+          <w:b/>
+          <w:bCs/>
+          <w:lang w:val="es-419" w:eastAsia="es-CO"/>
+        </w:rPr>
+        <w:t>Services</w:t>
+      </w:r>
+      <w:proofErr w:type="spellEnd"/>
       <w:r>
         <w:rPr>
           <w:b/>
@@ -3676,6 +3970,7 @@
           <w:lang w:val="es-419" w:eastAsia="es-CO"/>
         </w:rPr>
       </w:pPr>
+      <w:proofErr w:type="spellStart"/>
       <w:r>
         <w:rPr>
           <w:rStyle w:val="Extranjerismo"/>
@@ -3683,14 +3978,35 @@
           <w:bCs/>
           <w:lang w:val="es-419" w:eastAsia="es-CO"/>
         </w:rPr>
-        <w:t>Gains Creators</w:t>
-      </w:r>
-      <w:r>
-        <w:rPr>
+        <w:t>Gains</w:t>
+      </w:r>
+      <w:proofErr w:type="spellEnd"/>
+      <w:r>
+        <w:rPr>
+          <w:rStyle w:val="Extranjerismo"/>
           <w:b/>
           <w:bCs/>
           <w:lang w:val="es-419" w:eastAsia="es-CO"/>
         </w:rPr>
+        <w:t xml:space="preserve"> </w:t>
+      </w:r>
+      <w:proofErr w:type="spellStart"/>
+      <w:r>
+        <w:rPr>
+          <w:rStyle w:val="Extranjerismo"/>
+          <w:b/>
+          <w:bCs/>
+          <w:lang w:val="es-419" w:eastAsia="es-CO"/>
+        </w:rPr>
+        <w:t>Creators</w:t>
+      </w:r>
+      <w:proofErr w:type="spellEnd"/>
+      <w:r>
+        <w:rPr>
+          <w:b/>
+          <w:bCs/>
+          <w:lang w:val="es-419" w:eastAsia="es-CO"/>
+        </w:rPr>
         <w:t xml:space="preserve"> (Generadores de beneficios):</w:t>
       </w:r>
       <w:r>
@@ -3705,6 +4021,7 @@
         </w:rPr>
         <w:t xml:space="preserve">on elementos del producto o servicio que generan beneficios concretos. Explican cómo la solución produce mejoras alineadas con expectativas, deseos y aspiraciones del usuario. Deben basarse en </w:t>
       </w:r>
+      <w:proofErr w:type="spellStart"/>
       <w:r>
         <w:rPr>
           <w:rStyle w:val="Extranjerismo"/>
@@ -3712,6 +4029,7 @@
         </w:rPr>
         <w:t>gains</w:t>
       </w:r>
+      <w:proofErr w:type="spellEnd"/>
       <w:r>
         <w:rPr>
           <w:lang w:val="es-419" w:eastAsia="es-CO"/>
@@ -3731,13 +4049,47 @@
         </w:rPr>
         <w:t xml:space="preserve">Si se desea estructurar un </w:t>
       </w:r>
+      <w:proofErr w:type="spellStart"/>
       <w:r>
         <w:rPr>
           <w:rStyle w:val="Extranjerismo"/>
           <w:lang w:val="es-419" w:eastAsia="es-CO"/>
         </w:rPr>
-        <w:t>Value Proposition Canvas</w:t>
-      </w:r>
+        <w:t>Value</w:t>
+      </w:r>
+      <w:proofErr w:type="spellEnd"/>
+      <w:r>
+        <w:rPr>
+          <w:rStyle w:val="Extranjerismo"/>
+          <w:lang w:val="es-419" w:eastAsia="es-CO"/>
+        </w:rPr>
+        <w:t xml:space="preserve"> </w:t>
+      </w:r>
+      <w:proofErr w:type="spellStart"/>
+      <w:r>
+        <w:rPr>
+          <w:rStyle w:val="Extranjerismo"/>
+          <w:lang w:val="es-419" w:eastAsia="es-CO"/>
+        </w:rPr>
+        <w:t>Proposition</w:t>
+      </w:r>
+      <w:proofErr w:type="spellEnd"/>
+      <w:r>
+        <w:rPr>
+          <w:rStyle w:val="Extranjerismo"/>
+          <w:lang w:val="es-419" w:eastAsia="es-CO"/>
+        </w:rPr>
+        <w:t xml:space="preserve"> </w:t>
+      </w:r>
+      <w:proofErr w:type="spellStart"/>
+      <w:r>
+        <w:rPr>
+          <w:rStyle w:val="Extranjerismo"/>
+          <w:lang w:val="es-419" w:eastAsia="es-CO"/>
+        </w:rPr>
+        <w:t>Canvas</w:t>
+      </w:r>
+      <w:proofErr w:type="spellEnd"/>
       <w:r>
         <w:rPr>
           <w:lang w:val="es-419" w:eastAsia="es-CO"/>
@@ -3851,7 +4203,35 @@
         <w:rPr>
           <w:lang w:val="es-419" w:eastAsia="es-CO"/>
         </w:rPr>
-        <w:t>: Plataforma Strategyzer’s, n.d.</w:t>
+        <w:t xml:space="preserve">: Plataforma </w:t>
+      </w:r>
+      <w:proofErr w:type="spellStart"/>
+      <w:r>
+        <w:rPr>
+          <w:lang w:val="es-419" w:eastAsia="es-CO"/>
+        </w:rPr>
+        <w:t>Strategyzer’s</w:t>
+      </w:r>
+      <w:proofErr w:type="spellEnd"/>
+      <w:r>
+        <w:rPr>
+          <w:lang w:val="es-419" w:eastAsia="es-CO"/>
+        </w:rPr>
+        <w:t xml:space="preserve">, </w:t>
+      </w:r>
+      <w:proofErr w:type="spellStart"/>
+      <w:r>
+        <w:rPr>
+          <w:lang w:val="es-419" w:eastAsia="es-CO"/>
+        </w:rPr>
+        <w:t>n.d</w:t>
+      </w:r>
+      <w:proofErr w:type="spellEnd"/>
+      <w:r>
+        <w:rPr>
+          <w:lang w:val="es-419" w:eastAsia="es-CO"/>
+        </w:rPr>
+        <w:t>.</w:t>
       </w:r>
     </w:p>
     <w:p>
@@ -3888,8 +4268,17 @@
           <w:rStyle w:val="Extranjerismo"/>
           <w:lang w:val="es-419" w:eastAsia="es-CO"/>
         </w:rPr>
-        <w:t>Lean Canvas</w:t>
-      </w:r>
+        <w:t xml:space="preserve">Lean </w:t>
+      </w:r>
+      <w:proofErr w:type="spellStart"/>
+      <w:r>
+        <w:rPr>
+          <w:rStyle w:val="Extranjerismo"/>
+          <w:lang w:val="es-419" w:eastAsia="es-CO"/>
+        </w:rPr>
+        <w:t>Canvas</w:t>
+      </w:r>
+      <w:proofErr w:type="spellEnd"/>
       <w:r>
         <w:rPr>
           <w:lang w:val="es-419" w:eastAsia="es-CO"/>
@@ -3907,7 +4296,21 @@
         <w:rPr>
           <w:lang w:val="es-419" w:eastAsia="es-CO"/>
         </w:rPr>
-        <w:t>. (Maurya, 2012)</w:t>
+        <w:t>. (</w:t>
+      </w:r>
+      <w:proofErr w:type="spellStart"/>
+      <w:r>
+        <w:rPr>
+          <w:lang w:val="es-419" w:eastAsia="es-CO"/>
+        </w:rPr>
+        <w:t>Maurya</w:t>
+      </w:r>
+      <w:proofErr w:type="spellEnd"/>
+      <w:r>
+        <w:rPr>
+          <w:lang w:val="es-419" w:eastAsia="es-CO"/>
+        </w:rPr>
+        <w:t>, 2012)</w:t>
       </w:r>
       <w:r>
         <w:rPr>
@@ -4051,8 +4454,17 @@
           <w:rStyle w:val="Extranjerismo"/>
           <w:lang w:val="es-419" w:eastAsia="es-CO"/>
         </w:rPr>
-        <w:t>Lean Canvas</w:t>
-      </w:r>
+        <w:t xml:space="preserve">Lean </w:t>
+      </w:r>
+      <w:proofErr w:type="spellStart"/>
+      <w:r>
+        <w:rPr>
+          <w:rStyle w:val="Extranjerismo"/>
+          <w:lang w:val="es-419" w:eastAsia="es-CO"/>
+        </w:rPr>
+        <w:t>Canvas</w:t>
+      </w:r>
+      <w:proofErr w:type="spellEnd"/>
       <w:r>
         <w:rPr>
           <w:lang w:val="es-419" w:eastAsia="es-CO"/>
@@ -4083,8 +4495,17 @@
           <w:rStyle w:val="Extranjerismo"/>
           <w:lang w:val="es-419" w:eastAsia="es-CO"/>
         </w:rPr>
-        <w:t>Lean Canvas</w:t>
-      </w:r>
+        <w:t xml:space="preserve">Lean </w:t>
+      </w:r>
+      <w:proofErr w:type="spellStart"/>
+      <w:r>
+        <w:rPr>
+          <w:rStyle w:val="Extranjerismo"/>
+          <w:lang w:val="es-419" w:eastAsia="es-CO"/>
+        </w:rPr>
+        <w:t>Canvas</w:t>
+      </w:r>
+      <w:proofErr w:type="spellEnd"/>
       <w:r>
         <w:rPr>
           <w:lang w:val="es-419" w:eastAsia="es-CO"/>
@@ -4102,8 +4523,17 @@
           <w:rStyle w:val="Extranjerismo"/>
           <w:lang w:val="es-419" w:eastAsia="es-CO"/>
         </w:rPr>
-        <w:t>Lean Canvas</w:t>
-      </w:r>
+        <w:t xml:space="preserve">Lean </w:t>
+      </w:r>
+      <w:proofErr w:type="spellStart"/>
+      <w:r>
+        <w:rPr>
+          <w:rStyle w:val="Extranjerismo"/>
+          <w:lang w:val="es-419" w:eastAsia="es-CO"/>
+        </w:rPr>
+        <w:t>Canvas</w:t>
+      </w:r>
+      <w:proofErr w:type="spellEnd"/>
       <w:r>
         <w:rPr>
           <w:lang w:val="es-419" w:eastAsia="es-CO"/>
@@ -4120,33 +4550,7 @@
         <w:rPr>
           <w:lang w:val="es-419" w:eastAsia="es-CO"/>
         </w:rPr>
-        <w:t xml:space="preserve">Allí encontrará una explicación práctica que le permitirá identificar problemas, definir soluciones y estructurar su propuesta de valor de manera </w:t>
-      </w:r>
-      <w:proofErr w:type="gramStart"/>
-      <w:r>
-        <w:rPr>
-          <w:lang w:val="es-419" w:eastAsia="es-CO"/>
-        </w:rPr>
-        <w:t>estratégica.</w:t>
-      </w:r>
-      <w:r>
-        <w:rPr>
-          <w:lang w:val="es-419" w:eastAsia="es-CO"/>
-        </w:rPr>
-        <w:t>|</w:t>
-      </w:r>
-      <w:proofErr w:type="gramEnd"/>
-      <w:r>
-        <w:rPr>
-          <w:lang w:val="es-419" w:eastAsia="es-CO"/>
-        </w:rPr>
-        <w:t>||||||||||||1</w:t>
-      </w:r>
-      <w:r>
-        <w:rPr>
-          <w:lang w:val="es-419" w:eastAsia="es-CO"/>
-        </w:rPr>
-        <w:t xml:space="preserve">             </w:t>
+        <w:t>Allí encontrará una explicación práctica que le permitirá identificar problemas, definir soluciones y estructurar su propuesta de valor de manera estratégica.</w:t>
       </w:r>
       <w:r>
         <w:rPr>
@@ -4184,8 +4588,19 @@
           <w:bCs/>
           <w:lang w:val="es-419" w:eastAsia="es-CO"/>
         </w:rPr>
-        <w:t>Lean Canvas</w:t>
-      </w:r>
+        <w:t xml:space="preserve">Lean </w:t>
+      </w:r>
+      <w:proofErr w:type="spellStart"/>
+      <w:r>
+        <w:rPr>
+          <w:rStyle w:val="Extranjerismo"/>
+          <w:b/>
+          <w:bCs/>
+          <w:lang w:val="es-419" w:eastAsia="es-CO"/>
+        </w:rPr>
+        <w:t>Canvas</w:t>
+      </w:r>
+      <w:proofErr w:type="spellEnd"/>
       <w:r>
         <w:rPr>
           <w:b/>
@@ -4424,8 +4839,17 @@
           <w:rStyle w:val="Extranjerismo"/>
           <w:lang w:val="es-419" w:eastAsia="es-CO"/>
         </w:rPr>
-        <w:t>Lean Canvas</w:t>
-      </w:r>
+        <w:t xml:space="preserve">Lean </w:t>
+      </w:r>
+      <w:proofErr w:type="spellStart"/>
+      <w:r>
+        <w:rPr>
+          <w:rStyle w:val="Extranjerismo"/>
+          <w:lang w:val="es-419" w:eastAsia="es-CO"/>
+        </w:rPr>
+        <w:t>Canvas</w:t>
+      </w:r>
+      <w:proofErr w:type="spellEnd"/>
       <w:r>
         <w:rPr>
           <w:lang w:val="es-419" w:eastAsia="es-CO"/>
@@ -4631,8 +5055,19 @@
           <w:bCs/>
           <w:lang w:val="es-419" w:eastAsia="es-CO"/>
         </w:rPr>
-        <w:t>pitch deck</w:t>
-      </w:r>
+        <w:t xml:space="preserve">pitch </w:t>
+      </w:r>
+      <w:proofErr w:type="spellStart"/>
+      <w:r>
+        <w:rPr>
+          <w:rStyle w:val="Extranjerismo"/>
+          <w:b/>
+          <w:bCs/>
+          <w:lang w:val="es-419" w:eastAsia="es-CO"/>
+        </w:rPr>
+        <w:t>deck</w:t>
+      </w:r>
+      <w:proofErr w:type="spellEnd"/>
       <w:r>
         <w:rPr>
           <w:b/>
@@ -4671,7 +5106,19 @@
         <w:rPr>
           <w:lang w:val="es-419" w:eastAsia="es-CO"/>
         </w:rPr>
-        <w:t>: adaptar el mensaje al interlocutor. Un pitch para inversores será diferente a uno para usuarios.</w:t>
+        <w:t xml:space="preserve">: adaptar el mensaje al interlocutor. Un </w:t>
+      </w:r>
+      <w:r>
+        <w:rPr>
+          <w:rStyle w:val="Extranjerismo"/>
+        </w:rPr>
+        <w:t>pitch</w:t>
+      </w:r>
+      <w:r>
+        <w:rPr>
+          <w:lang w:val="es-419" w:eastAsia="es-CO"/>
+        </w:rPr>
+        <w:t xml:space="preserve"> para inversores será diferente a uno para usuarios.</w:t>
       </w:r>
     </w:p>
     <w:p>
@@ -4781,18 +5228,82 @@
         </w:rPr>
         <w:t xml:space="preserve">En esta línea, el modelo de </w:t>
       </w:r>
+      <w:proofErr w:type="spellStart"/>
       <w:r>
         <w:rPr>
           <w:rStyle w:val="Extranjerismo"/>
           <w:lang w:val="es-419" w:eastAsia="es-CO"/>
         </w:rPr>
-        <w:t>Value-Based Health Care Delivery</w:t>
-      </w:r>
-      <w:r>
-        <w:rPr>
-          <w:lang w:val="es-419" w:eastAsia="es-CO"/>
-        </w:rPr>
-        <w:t xml:space="preserve"> propuesto por Porter, Kaplan y Ramanujam (2016) subraya que la transformación del sistema solo es posible cuando todos los actores comprenden y comparten una visión común centrada en resultados y valor.</w:t>
+        <w:t>Value-Based</w:t>
+      </w:r>
+      <w:proofErr w:type="spellEnd"/>
+      <w:r>
+        <w:rPr>
+          <w:rStyle w:val="Extranjerismo"/>
+          <w:lang w:val="es-419" w:eastAsia="es-CO"/>
+        </w:rPr>
+        <w:t xml:space="preserve"> </w:t>
+      </w:r>
+      <w:proofErr w:type="spellStart"/>
+      <w:r>
+        <w:rPr>
+          <w:rStyle w:val="Extranjerismo"/>
+          <w:lang w:val="es-419" w:eastAsia="es-CO"/>
+        </w:rPr>
+        <w:t>Health</w:t>
+      </w:r>
+      <w:proofErr w:type="spellEnd"/>
+      <w:r>
+        <w:rPr>
+          <w:rStyle w:val="Extranjerismo"/>
+          <w:lang w:val="es-419" w:eastAsia="es-CO"/>
+        </w:rPr>
+        <w:t xml:space="preserve"> </w:t>
+      </w:r>
+      <w:proofErr w:type="spellStart"/>
+      <w:r>
+        <w:rPr>
+          <w:rStyle w:val="Extranjerismo"/>
+          <w:lang w:val="es-419" w:eastAsia="es-CO"/>
+        </w:rPr>
+        <w:t>Care</w:t>
+      </w:r>
+      <w:proofErr w:type="spellEnd"/>
+      <w:r>
+        <w:rPr>
+          <w:rStyle w:val="Extranjerismo"/>
+          <w:lang w:val="es-419" w:eastAsia="es-CO"/>
+        </w:rPr>
+        <w:t xml:space="preserve"> </w:t>
+      </w:r>
+      <w:proofErr w:type="spellStart"/>
+      <w:r>
+        <w:rPr>
+          <w:rStyle w:val="Extranjerismo"/>
+          <w:lang w:val="es-419" w:eastAsia="es-CO"/>
+        </w:rPr>
+        <w:t>Delivery</w:t>
+      </w:r>
+      <w:proofErr w:type="spellEnd"/>
+      <w:r>
+        <w:rPr>
+          <w:lang w:val="es-419" w:eastAsia="es-CO"/>
+        </w:rPr>
+        <w:t xml:space="preserve"> propuesto por Porter, Kaplan y </w:t>
+      </w:r>
+      <w:proofErr w:type="spellStart"/>
+      <w:r>
+        <w:rPr>
+          <w:lang w:val="es-419" w:eastAsia="es-CO"/>
+        </w:rPr>
+        <w:t>Ramanujam</w:t>
+      </w:r>
+      <w:proofErr w:type="spellEnd"/>
+      <w:r>
+        <w:rPr>
+          <w:lang w:val="es-419" w:eastAsia="es-CO"/>
+        </w:rPr>
+        <w:t xml:space="preserve"> (2016) subraya que la transformación del sistema solo es posible cuando todos los actores comprenden y comparten una visión común centrada en resultados y valor.</w:t>
       </w:r>
     </w:p>
     <w:p>
@@ -5420,7 +5931,21 @@
         <w:rPr>
           <w:lang w:val="es-419" w:eastAsia="es-CO"/>
         </w:rPr>
-        <w:t xml:space="preserve">Se constituye en la principal fuente de datos en el Distrito Capital sobre dicho evento (SDS, Secretaria Distrital de salud, s.f.). El propósito esencial es la consolidación del sistema en la identificación del abuso e intoxicaciones por sustancias psicoactivas que facilite el monitoreo y seguimiento de los eventos y provea información oportuna, </w:t>
+        <w:t xml:space="preserve">Se constituye en la principal fuente de datos en el Distrito Capital sobre dicho evento (SDS, </w:t>
+      </w:r>
+      <w:proofErr w:type="gramStart"/>
+      <w:r>
+        <w:rPr>
+          <w:lang w:val="es-419" w:eastAsia="es-CO"/>
+        </w:rPr>
+        <w:t>Secretaria</w:t>
+      </w:r>
+      <w:proofErr w:type="gramEnd"/>
+      <w:r>
+        <w:rPr>
+          <w:lang w:val="es-419" w:eastAsia="es-CO"/>
+        </w:rPr>
+        <w:t xml:space="preserve"> Distrital de salud, s.f.). El propósito esencial es la consolidación del sistema en la identificación del abuso e intoxicaciones por sustancias psicoactivas que facilite el monitoreo y seguimiento de los eventos y provea información oportuna, </w:t>
       </w:r>
       <w:r>
         <w:rPr>
@@ -5572,7 +6097,35 @@
         <w:rPr>
           <w:lang w:val="es-419" w:eastAsia="es-CO"/>
         </w:rPr>
-        <w:t>Propósito: recolectar datos sobre daños a la salud intencionales (ej: agresiones, suicidios) y no intencionales (ej: accidentes de tráfico, caídas) para informar la toma de decisiones en salud pública.</w:t>
+        <w:t>Propósito: recolectar datos sobre daños a la salud intencionales (</w:t>
+      </w:r>
+      <w:proofErr w:type="spellStart"/>
+      <w:r>
+        <w:rPr>
+          <w:lang w:val="es-419" w:eastAsia="es-CO"/>
+        </w:rPr>
+        <w:t>ej</w:t>
+      </w:r>
+      <w:proofErr w:type="spellEnd"/>
+      <w:r>
+        <w:rPr>
+          <w:lang w:val="es-419" w:eastAsia="es-CO"/>
+        </w:rPr>
+        <w:t>: agresiones, suicidios) y no intencionales (</w:t>
+      </w:r>
+      <w:proofErr w:type="spellStart"/>
+      <w:r>
+        <w:rPr>
+          <w:lang w:val="es-419" w:eastAsia="es-CO"/>
+        </w:rPr>
+        <w:t>ej</w:t>
+      </w:r>
+      <w:proofErr w:type="spellEnd"/>
+      <w:r>
+        <w:rPr>
+          <w:lang w:val="es-419" w:eastAsia="es-CO"/>
+        </w:rPr>
+        <w:t>: accidentes de tráfico, caídas) para informar la toma de decisiones en salud pública.</w:t>
       </w:r>
     </w:p>
     <w:p>
@@ -5847,7 +6400,21 @@
         <w:rPr>
           <w:lang w:val="es-419" w:eastAsia="es-CO"/>
         </w:rPr>
-        <w:t xml:space="preserve"> o aplicaciones que permiten a los usuarios crear representaciones gráficas de datos para hacerlos más fáciles de entender e interpretar. Transforman grandes y complejos conjuntos de datos en gráficos, tablas y paneles interactivos que ayudan a identificar patrones, tendencias y tomar decisiones (Adelusi, 2025).</w:t>
+        <w:t xml:space="preserve"> o aplicaciones que permiten a los usuarios crear representaciones gráficas de datos para hacerlos más fáciles de entender e interpretar. Transforman grandes y complejos conjuntos de datos en gráficos, tablas y paneles interactivos que ayudan a identificar patrones, tendencias y tomar decisiones (</w:t>
+      </w:r>
+      <w:proofErr w:type="spellStart"/>
+      <w:r>
+        <w:rPr>
+          <w:lang w:val="es-419" w:eastAsia="es-CO"/>
+        </w:rPr>
+        <w:t>Adelusi</w:t>
+      </w:r>
+      <w:proofErr w:type="spellEnd"/>
+      <w:r>
+        <w:rPr>
+          <w:lang w:val="es-419" w:eastAsia="es-CO"/>
+        </w:rPr>
+        <w:t>, 2025).</w:t>
       </w:r>
     </w:p>
     <w:p>
@@ -6072,13 +6639,36 @@
           <w:rStyle w:val="Extranjerismo"/>
           <w:lang w:val="es-419" w:eastAsia="es-CO"/>
         </w:rPr>
-        <w:t>Business Intelligence</w:t>
-      </w:r>
-      <w:r>
-        <w:rPr>
-          <w:lang w:val="es-419" w:eastAsia="es-CO"/>
-        </w:rPr>
-        <w:t>): monitorear métricas clave de rendimiento (KPIs).</w:t>
+        <w:t xml:space="preserve">Business </w:t>
+      </w:r>
+      <w:proofErr w:type="spellStart"/>
+      <w:r>
+        <w:rPr>
+          <w:rStyle w:val="Extranjerismo"/>
+          <w:lang w:val="es-419" w:eastAsia="es-CO"/>
+        </w:rPr>
+        <w:t>Intelligence</w:t>
+      </w:r>
+      <w:proofErr w:type="spellEnd"/>
+      <w:r>
+        <w:rPr>
+          <w:lang w:val="es-419" w:eastAsia="es-CO"/>
+        </w:rPr>
+        <w:t>): monitorear métricas clave de rendimiento (</w:t>
+      </w:r>
+      <w:proofErr w:type="spellStart"/>
+      <w:r>
+        <w:rPr>
+          <w:lang w:val="es-419" w:eastAsia="es-CO"/>
+        </w:rPr>
+        <w:t>KPIs</w:t>
+      </w:r>
+      <w:proofErr w:type="spellEnd"/>
+      <w:r>
+        <w:rPr>
+          <w:lang w:val="es-419" w:eastAsia="es-CO"/>
+        </w:rPr>
+        <w:t>).</w:t>
       </w:r>
     </w:p>
     <w:p>
@@ -6135,6 +6725,7 @@
         </w:rPr>
         <w:t xml:space="preserve">Informes y </w:t>
       </w:r>
+      <w:proofErr w:type="spellStart"/>
       <w:r>
         <w:rPr>
           <w:rStyle w:val="Extranjerismo"/>
@@ -6142,6 +6733,7 @@
         </w:rPr>
         <w:t>dashboards</w:t>
       </w:r>
+      <w:proofErr w:type="spellEnd"/>
       <w:r>
         <w:rPr>
           <w:lang w:val="es-419" w:eastAsia="es-CO"/>
@@ -6160,27 +6752,77 @@
           <w:rStyle w:val="Extranjerismo"/>
           <w:lang w:val="es-419" w:eastAsia="es-CO"/>
         </w:rPr>
-        <w:t>Power BI, Tableau, y Qlik</w:t>
-      </w:r>
-      <w:r>
-        <w:rPr>
-          <w:lang w:val="es-419" w:eastAsia="es-CO"/>
-        </w:rPr>
-        <w:t xml:space="preserve"> son las principales plataformas de visualización de datos, cada una con fortalezas específicas, a continuación, se detallan cada una de ellas (Keyrus, 2023): </w:t>
-      </w:r>
-    </w:p>
-    <w:p>
-      <w:pPr>
-        <w:rPr>
-          <w:lang w:val="es-419" w:eastAsia="es-CO"/>
-        </w:rPr>
-      </w:pPr>
+        <w:t xml:space="preserve">Power BI, </w:t>
+      </w:r>
+      <w:proofErr w:type="spellStart"/>
       <w:r>
         <w:rPr>
           <w:rStyle w:val="Extranjerismo"/>
           <w:lang w:val="es-419" w:eastAsia="es-CO"/>
         </w:rPr>
+        <w:t>Tableau</w:t>
+      </w:r>
+      <w:proofErr w:type="spellEnd"/>
+      <w:r>
+        <w:rPr>
+          <w:rStyle w:val="Extranjerismo"/>
+          <w:lang w:val="es-419" w:eastAsia="es-CO"/>
+        </w:rPr>
+        <w:t xml:space="preserve">, y </w:t>
+      </w:r>
+      <w:proofErr w:type="spellStart"/>
+      <w:r>
+        <w:rPr>
+          <w:rStyle w:val="Extranjerismo"/>
+          <w:lang w:val="es-419" w:eastAsia="es-CO"/>
+        </w:rPr>
+        <w:t>Qlik</w:t>
+      </w:r>
+      <w:proofErr w:type="spellEnd"/>
+      <w:r>
+        <w:rPr>
+          <w:lang w:val="es-419" w:eastAsia="es-CO"/>
+        </w:rPr>
+        <w:t xml:space="preserve"> son las principales plataformas de visualización de datos, cada una con fortalezas específicas, a continuación, se detallan cada una de ellas (</w:t>
+      </w:r>
+      <w:proofErr w:type="spellStart"/>
+      <w:r>
+        <w:rPr>
+          <w:lang w:val="es-419" w:eastAsia="es-CO"/>
+        </w:rPr>
+        <w:t>Keyrus</w:t>
+      </w:r>
+      <w:proofErr w:type="spellEnd"/>
+      <w:r>
+        <w:rPr>
+          <w:lang w:val="es-419" w:eastAsia="es-CO"/>
+        </w:rPr>
+        <w:t xml:space="preserve">, 2023): </w:t>
+      </w:r>
+    </w:p>
+    <w:p>
+      <w:pPr>
+        <w:rPr>
+          <w:lang w:val="es-419" w:eastAsia="es-CO"/>
+        </w:rPr>
+      </w:pPr>
+      <w:r>
+        <w:rPr>
+          <w:rStyle w:val="Extranjerismo"/>
+          <w:b/>
+          <w:bCs/>
+          <w:lang w:val="es-419" w:eastAsia="es-CO"/>
+        </w:rPr>
         <w:t xml:space="preserve"> Power BI</w:t>
+      </w:r>
+      <w:r>
+        <w:rPr>
+          <w:rStyle w:val="Extranjerismo"/>
+          <w:b/>
+          <w:bCs/>
+          <w:lang w:val="es-419" w:eastAsia="es-CO"/>
+        </w:rPr>
+        <w:t>:</w:t>
       </w:r>
       <w:r>
         <w:rPr>
@@ -6459,6 +7101,7 @@
           <w:lang w:val="es-419" w:eastAsia="es-CO"/>
         </w:rPr>
       </w:pPr>
+      <w:proofErr w:type="spellStart"/>
       <w:r>
         <w:rPr>
           <w:rStyle w:val="Extranjerismo"/>
@@ -6466,6 +7109,7 @@
         </w:rPr>
         <w:t>Tableau</w:t>
       </w:r>
+      <w:proofErr w:type="spellEnd"/>
       <w:r>
         <w:rPr>
           <w:lang w:val="es-419" w:eastAsia="es-CO"/>
@@ -6671,8 +7315,17 @@
           <w:rStyle w:val="Extranjerismo"/>
           <w:lang w:val="es-419" w:eastAsia="es-CO"/>
         </w:rPr>
-        <w:t>Business Intelligence</w:t>
-      </w:r>
+        <w:t xml:space="preserve">Business </w:t>
+      </w:r>
+      <w:proofErr w:type="spellStart"/>
+      <w:r>
+        <w:rPr>
+          <w:rStyle w:val="Extranjerismo"/>
+          <w:lang w:val="es-419" w:eastAsia="es-CO"/>
+        </w:rPr>
+        <w:t>Intelligence</w:t>
+      </w:r>
+      <w:proofErr w:type="spellEnd"/>
       <w:r>
         <w:rPr>
           <w:lang w:val="es-419" w:eastAsia="es-CO"/>
@@ -6703,12 +7356,21 @@
           <w:lang w:val="es-419" w:eastAsia="es-CO"/>
         </w:rPr>
       </w:pPr>
-      <w:r>
-        <w:rPr>
-          <w:lang w:val="es-419" w:eastAsia="es-CO"/>
-        </w:rPr>
-        <w:t xml:space="preserve">Qlik es conocido por su enfoque en la asociatividad de datos, lo que permite a los usuarios explorar datos de manera intuitiva. Ofrece productos como </w:t>
-      </w:r>
+      <w:proofErr w:type="spellStart"/>
+      <w:r>
+        <w:rPr>
+          <w:lang w:val="es-419" w:eastAsia="es-CO"/>
+        </w:rPr>
+        <w:t>Qlik</w:t>
+      </w:r>
+      <w:proofErr w:type="spellEnd"/>
+      <w:r>
+        <w:rPr>
+          <w:lang w:val="es-419" w:eastAsia="es-CO"/>
+        </w:rPr>
+        <w:t xml:space="preserve"> es conocido por su enfoque en la asociatividad de datos, lo que permite a los usuarios explorar datos de manera intuitiva. Ofrece productos como </w:t>
+      </w:r>
+      <w:proofErr w:type="spellStart"/>
       <w:r>
         <w:rPr>
           <w:rStyle w:val="Extranjerismo"/>
@@ -6716,19 +7378,38 @@
         </w:rPr>
         <w:t>QlikView</w:t>
       </w:r>
+      <w:proofErr w:type="spellEnd"/>
       <w:r>
         <w:rPr>
           <w:lang w:val="es-419" w:eastAsia="es-CO"/>
         </w:rPr>
         <w:t xml:space="preserve"> y </w:t>
       </w:r>
+      <w:proofErr w:type="spellStart"/>
       <w:r>
         <w:rPr>
           <w:rStyle w:val="Extranjerismo"/>
           <w:lang w:val="es-419" w:eastAsia="es-CO"/>
         </w:rPr>
-        <w:t>Qlik Sense</w:t>
-      </w:r>
+        <w:t>Qlik</w:t>
+      </w:r>
+      <w:proofErr w:type="spellEnd"/>
+      <w:r>
+        <w:rPr>
+          <w:rStyle w:val="Extranjerismo"/>
+          <w:lang w:val="es-419" w:eastAsia="es-CO"/>
+        </w:rPr>
+        <w:t xml:space="preserve"> </w:t>
+      </w:r>
+      <w:proofErr w:type="spellStart"/>
+      <w:r>
+        <w:rPr>
+          <w:rStyle w:val="Extranjerismo"/>
+          <w:lang w:val="es-419" w:eastAsia="es-CO"/>
+        </w:rPr>
+        <w:t>Sense</w:t>
+      </w:r>
+      <w:proofErr w:type="spellEnd"/>
       <w:r>
         <w:rPr>
           <w:lang w:val="es-419" w:eastAsia="es-CO"/>
@@ -7856,7 +8537,49 @@
         <w:rPr>
           <w:lang w:val="es-419" w:eastAsia="es-CO"/>
         </w:rPr>
-        <w:t xml:space="preserve"> se han extendido hacia la farmacovigilancia y la gestión hospitalaria, optimizando la detección de reacciones adversas a medicamentos y la eficiencia operativa (Pro Pharma Research Organization, s.f.)</w:t>
+        <w:t xml:space="preserve"> se han extendido hacia la farmacovigilancia y la gestión hospitalaria, optimizando la detección de reacciones adversas a medicamentos y la eficiencia operativa (Pro </w:t>
+      </w:r>
+      <w:proofErr w:type="spellStart"/>
+      <w:r>
+        <w:rPr>
+          <w:lang w:val="es-419" w:eastAsia="es-CO"/>
+        </w:rPr>
+        <w:t>Pharma</w:t>
+      </w:r>
+      <w:proofErr w:type="spellEnd"/>
+      <w:r>
+        <w:rPr>
+          <w:lang w:val="es-419" w:eastAsia="es-CO"/>
+        </w:rPr>
+        <w:t xml:space="preserve"> </w:t>
+      </w:r>
+      <w:proofErr w:type="spellStart"/>
+      <w:r>
+        <w:rPr>
+          <w:lang w:val="es-419" w:eastAsia="es-CO"/>
+        </w:rPr>
+        <w:t>Research</w:t>
+      </w:r>
+      <w:proofErr w:type="spellEnd"/>
+      <w:r>
+        <w:rPr>
+          <w:lang w:val="es-419" w:eastAsia="es-CO"/>
+        </w:rPr>
+        <w:t xml:space="preserve"> </w:t>
+      </w:r>
+      <w:proofErr w:type="spellStart"/>
+      <w:r>
+        <w:rPr>
+          <w:lang w:val="es-419" w:eastAsia="es-CO"/>
+        </w:rPr>
+        <w:t>Organization</w:t>
+      </w:r>
+      <w:proofErr w:type="spellEnd"/>
+      <w:r>
+        <w:rPr>
+          <w:lang w:val="es-419" w:eastAsia="es-CO"/>
+        </w:rPr>
+        <w:t>, s.f.)</w:t>
       </w:r>
       <w:r>
         <w:rPr>
@@ -7887,7 +8610,35 @@
         <w:rPr>
           <w:lang w:val="es-419" w:eastAsia="es-CO"/>
         </w:rPr>
-        <w:t xml:space="preserve"> A pesar de ello, sus ventajas son evidentes: detección temprana de brotes, mejor asignación de recursos, generación de evidencia local y mayor equidad sanitaria. Como destacan Khedkar y Sahay (2019), la revolución de la información en salud, impulsada por la IA y la analítica predictiva, está haciendo posible sistemas más eficientes, preventivos y equitativos.  </w:t>
+        <w:t xml:space="preserve"> A pesar de ello, sus ventajas son evidentes: detección temprana de brotes, mejor asignación de recursos, generación de evidencia local y mayor equidad sanitaria. Como destacan </w:t>
+      </w:r>
+      <w:proofErr w:type="spellStart"/>
+      <w:r>
+        <w:rPr>
+          <w:lang w:val="es-419" w:eastAsia="es-CO"/>
+        </w:rPr>
+        <w:t>Khedkar</w:t>
+      </w:r>
+      <w:proofErr w:type="spellEnd"/>
+      <w:r>
+        <w:rPr>
+          <w:lang w:val="es-419" w:eastAsia="es-CO"/>
+        </w:rPr>
+        <w:t xml:space="preserve"> y </w:t>
+      </w:r>
+      <w:proofErr w:type="spellStart"/>
+      <w:r>
+        <w:rPr>
+          <w:lang w:val="es-419" w:eastAsia="es-CO"/>
+        </w:rPr>
+        <w:t>Sahay</w:t>
+      </w:r>
+      <w:proofErr w:type="spellEnd"/>
+      <w:r>
+        <w:rPr>
+          <w:lang w:val="es-419" w:eastAsia="es-CO"/>
+        </w:rPr>
+        <w:t xml:space="preserve"> (2019), la revolución de la información en salud, impulsada por la IA y la analítica predictiva, está haciendo posible sistemas más eficientes, preventivos y equitativos.  </w:t>
       </w:r>
     </w:p>
     <w:p>
@@ -8025,6 +8776,7 @@
         </w:rPr>
         <w:t>Adicionalmente, las soluciones de monitoreo remoto y tableros digitales (</w:t>
       </w:r>
+      <w:proofErr w:type="spellStart"/>
       <w:r>
         <w:rPr>
           <w:rStyle w:val="Extranjerismo"/>
@@ -8032,11 +8784,26 @@
         </w:rPr>
         <w:t>dashboards</w:t>
       </w:r>
-      <w:r>
-        <w:rPr>
-          <w:lang w:val="es-419" w:eastAsia="es-CO"/>
-        </w:rPr>
-        <w:t>) permiten registrar variables fisiológicas y visualizar indicadores epidemiológicos en tiempo real. Según Schulze et al. (2023), estos tableros facilitan la vigilancia, la transparencia y la comunicación de riesgos, mejorando la toma de decisiones tanto institucional como comunitaria. No obstante, su éxito depende de garantizar interoperabilidad, protección de datos personales y alfabetización digital en salud.</w:t>
+      <w:proofErr w:type="spellEnd"/>
+      <w:r>
+        <w:rPr>
+          <w:lang w:val="es-419" w:eastAsia="es-CO"/>
+        </w:rPr>
+        <w:t xml:space="preserve">) permiten registrar variables fisiológicas y visualizar indicadores epidemiológicos en tiempo real. Según </w:t>
+      </w:r>
+      <w:proofErr w:type="spellStart"/>
+      <w:r>
+        <w:rPr>
+          <w:lang w:val="es-419" w:eastAsia="es-CO"/>
+        </w:rPr>
+        <w:t>Schulze</w:t>
+      </w:r>
+      <w:proofErr w:type="spellEnd"/>
+      <w:r>
+        <w:rPr>
+          <w:lang w:val="es-419" w:eastAsia="es-CO"/>
+        </w:rPr>
+        <w:t xml:space="preserve"> et al. (2023), estos tableros facilitan la vigilancia, la transparencia y la comunicación de riesgos, mejorando la toma de decisiones tanto institucional como comunitaria. No obstante, su éxito depende de garantizar interoperabilidad, protección de datos personales y alfabetización digital en salud.</w:t>
       </w:r>
     </w:p>
     <w:p>
@@ -8062,7 +8829,35 @@
         <w:rPr>
           <w:lang w:val="es-419" w:eastAsia="es-CO"/>
         </w:rPr>
-        <w:t xml:space="preserve">La medicina de precisión adapta las intervenciones médicas a las características genéticas, ambientales y sociales de cada persona o población. En el ámbito de la salud pública de precisión, esta información se emplea para predecir patrones de riesgo, diseñar estrategias personalizadas y optimizar los recursos. Sahu et al. (2021), tecnologías como la Internet de las Cosas (IoT) y los dispositivos portátiles generan ecosistemas de datos continuos que complementan la información genómica tradicional, permitiendo construir indicadores dinámicos que integran factores biológicos y ambientales.   </w:t>
+        <w:t xml:space="preserve">La medicina de precisión adapta las intervenciones médicas a las características genéticas, ambientales y sociales de cada persona o población. En el ámbito de la salud pública de precisión, esta información se emplea para predecir patrones de riesgo, diseñar estrategias personalizadas y optimizar los recursos. </w:t>
+      </w:r>
+      <w:proofErr w:type="spellStart"/>
+      <w:r>
+        <w:rPr>
+          <w:lang w:val="es-419" w:eastAsia="es-CO"/>
+        </w:rPr>
+        <w:t>Sahu</w:t>
+      </w:r>
+      <w:proofErr w:type="spellEnd"/>
+      <w:r>
+        <w:rPr>
+          <w:lang w:val="es-419" w:eastAsia="es-CO"/>
+        </w:rPr>
+        <w:t xml:space="preserve"> et al. (2021), tecnologías como la Internet de las Cosas (</w:t>
+      </w:r>
+      <w:proofErr w:type="spellStart"/>
+      <w:r>
+        <w:rPr>
+          <w:lang w:val="es-419" w:eastAsia="es-CO"/>
+        </w:rPr>
+        <w:t>IoT</w:t>
+      </w:r>
+      <w:proofErr w:type="spellEnd"/>
+      <w:r>
+        <w:rPr>
+          <w:lang w:val="es-419" w:eastAsia="es-CO"/>
+        </w:rPr>
+        <w:t xml:space="preserve">) y los dispositivos portátiles generan ecosistemas de datos continuos que complementan la información genómica tradicional, permitiendo construir indicadores dinámicos que integran factores biológicos y ambientales.   </w:t>
       </w:r>
     </w:p>
     <w:p>
@@ -8123,20 +8918,62 @@
         <w:rPr>
           <w:lang w:val="es-419" w:eastAsia="es-CO"/>
         </w:rPr>
-        <w:t xml:space="preserve"> (HolonIQ y BID Lab, 2024).</w:t>
-      </w:r>
-    </w:p>
-    <w:p>
-      <w:pPr>
-        <w:rPr>
-          <w:lang w:val="es-419" w:eastAsia="es-CO"/>
-        </w:rPr>
-      </w:pPr>
-      <w:r>
-        <w:rPr>
-          <w:lang w:val="es-419" w:eastAsia="es-CO"/>
-        </w:rPr>
-        <w:t xml:space="preserve">En Chile, el programa Hospital Digital (2018) conecta la atención primaria con especialistas a través de telemedicina, reduciendo tiempos de espera y mejorando la gestión de pacientes crónicos. En Brasil, la Rede Nacional de Dados em Saúde (RNDS) integra información clínica, epidemiológica y genómica, facilitando la respuesta ante brotes y políticas basadas en evidencia. En México, la IA ha optimizado la farmacovigilancia y la telesalud comunitaria, fortaleciendo la vigilancia epidemiológica. Finalmente, Argentina y Uruguay han desarrollado historias clínicas electrónicas unificadas, promoviendo interoperabilidad y gobernanza ética de datos.  </w:t>
+        <w:t xml:space="preserve"> (</w:t>
+      </w:r>
+      <w:proofErr w:type="spellStart"/>
+      <w:r>
+        <w:rPr>
+          <w:lang w:val="es-419" w:eastAsia="es-CO"/>
+        </w:rPr>
+        <w:t>HolonIQ</w:t>
+      </w:r>
+      <w:proofErr w:type="spellEnd"/>
+      <w:r>
+        <w:rPr>
+          <w:lang w:val="es-419" w:eastAsia="es-CO"/>
+        </w:rPr>
+        <w:t xml:space="preserve"> y BID </w:t>
+      </w:r>
+      <w:proofErr w:type="spellStart"/>
+      <w:r>
+        <w:rPr>
+          <w:lang w:val="es-419" w:eastAsia="es-CO"/>
+        </w:rPr>
+        <w:t>Lab</w:t>
+      </w:r>
+      <w:proofErr w:type="spellEnd"/>
+      <w:r>
+        <w:rPr>
+          <w:lang w:val="es-419" w:eastAsia="es-CO"/>
+        </w:rPr>
+        <w:t>, 2024).</w:t>
+      </w:r>
+    </w:p>
+    <w:p>
+      <w:pPr>
+        <w:rPr>
+          <w:lang w:val="es-419" w:eastAsia="es-CO"/>
+        </w:rPr>
+      </w:pPr>
+      <w:r>
+        <w:rPr>
+          <w:lang w:val="es-419" w:eastAsia="es-CO"/>
+        </w:rPr>
+        <w:t xml:space="preserve">En Chile, el programa Hospital Digital (2018) conecta la atención primaria con especialistas a través de telemedicina, reduciendo tiempos de espera y mejorando la gestión de pacientes crónicos. En Brasil, la Rede Nacional de Dados em </w:t>
+      </w:r>
+      <w:proofErr w:type="spellStart"/>
+      <w:r>
+        <w:rPr>
+          <w:lang w:val="es-419" w:eastAsia="es-CO"/>
+        </w:rPr>
+        <w:t>Saúde</w:t>
+      </w:r>
+      <w:proofErr w:type="spellEnd"/>
+      <w:r>
+        <w:rPr>
+          <w:lang w:val="es-419" w:eastAsia="es-CO"/>
+        </w:rPr>
+        <w:t xml:space="preserve"> (RNDS) integra información clínica, epidemiológica y genómica, facilitando la respuesta ante brotes y políticas basadas en evidencia. En México, la IA ha optimizado la farmacovigilancia y la telesalud comunitaria, fortaleciendo la vigilancia epidemiológica. Finalmente, Argentina y Uruguay han desarrollado historias clínicas electrónicas unificadas, promoviendo interoperabilidad y gobernanza ética de datos.  </w:t>
       </w:r>
     </w:p>
     <w:p>
@@ -8280,18 +9117,80 @@
         </w:rPr>
         <w:t xml:space="preserve">Este componente aborda cómo transformar ideas en soluciones de alto impacto para la salud pública mediante innovación y tecnología. Se estudian los elementos de la propuesta de valor y el uso de herramientas como </w:t>
       </w:r>
+      <w:proofErr w:type="spellStart"/>
       <w:r>
         <w:rPr>
           <w:rStyle w:val="Extranjerismo"/>
           <w:lang w:val="es-419" w:eastAsia="es-CO"/>
         </w:rPr>
-        <w:t>Value Proposition Canvas y Lean Canvas</w:t>
-      </w:r>
-      <w:r>
-        <w:rPr>
-          <w:lang w:val="es-419" w:eastAsia="es-CO"/>
-        </w:rPr>
-        <w:t xml:space="preserve"> para estructurar proyectos, así como la construcción de pitches claros y persuasivos dirigidos a actores del sistema de salud. Además, se explora el papel de las TIC en el análisis y visualización de datos para la toma de decisiones basadas en evidencia, incluyendo interoperabilidad, gobernanza y protección de datos. Finalmente, se analizan tendencias como IA, </w:t>
+        <w:t>Value</w:t>
+      </w:r>
+      <w:proofErr w:type="spellEnd"/>
+      <w:r>
+        <w:rPr>
+          <w:rStyle w:val="Extranjerismo"/>
+          <w:lang w:val="es-419" w:eastAsia="es-CO"/>
+        </w:rPr>
+        <w:t xml:space="preserve"> </w:t>
+      </w:r>
+      <w:proofErr w:type="spellStart"/>
+      <w:r>
+        <w:rPr>
+          <w:rStyle w:val="Extranjerismo"/>
+          <w:lang w:val="es-419" w:eastAsia="es-CO"/>
+        </w:rPr>
+        <w:t>Proposition</w:t>
+      </w:r>
+      <w:proofErr w:type="spellEnd"/>
+      <w:r>
+        <w:rPr>
+          <w:rStyle w:val="Extranjerismo"/>
+          <w:lang w:val="es-419" w:eastAsia="es-CO"/>
+        </w:rPr>
+        <w:t xml:space="preserve"> </w:t>
+      </w:r>
+      <w:proofErr w:type="spellStart"/>
+      <w:r>
+        <w:rPr>
+          <w:rStyle w:val="Extranjerismo"/>
+          <w:lang w:val="es-419" w:eastAsia="es-CO"/>
+        </w:rPr>
+        <w:t>Canvas</w:t>
+      </w:r>
+      <w:proofErr w:type="spellEnd"/>
+      <w:r>
+        <w:rPr>
+          <w:rStyle w:val="Extranjerismo"/>
+          <w:lang w:val="es-419" w:eastAsia="es-CO"/>
+        </w:rPr>
+        <w:t xml:space="preserve"> y Lean </w:t>
+      </w:r>
+      <w:proofErr w:type="spellStart"/>
+      <w:r>
+        <w:rPr>
+          <w:rStyle w:val="Extranjerismo"/>
+          <w:lang w:val="es-419" w:eastAsia="es-CO"/>
+        </w:rPr>
+        <w:t>Canvas</w:t>
+      </w:r>
+      <w:proofErr w:type="spellEnd"/>
+      <w:r>
+        <w:rPr>
+          <w:lang w:val="es-419" w:eastAsia="es-CO"/>
+        </w:rPr>
+        <w:t xml:space="preserve"> para estructurar proyectos, así como la construcción de </w:t>
+      </w:r>
+      <w:r>
+        <w:rPr>
+          <w:rStyle w:val="Extranjerismo"/>
+        </w:rPr>
+        <w:t>pitches</w:t>
+      </w:r>
+      <w:r>
+        <w:rPr>
+          <w:lang w:val="es-419" w:eastAsia="es-CO"/>
+        </w:rPr>
+        <w:t xml:space="preserve"> claros y persuasivos dirigidos a actores del sistema de salud. Además, se explora el papel de las TIC en el análisis y visualización de datos para la toma de decisiones basadas en evidencia, incluyendo interoperabilidad, gobernanza y protección de datos. Finalmente, se analizan tendencias como IA, </w:t>
       </w:r>
       <w:r>
         <w:rPr>
@@ -8399,6 +9298,7 @@
           <w:lang w:val="es-419"/>
         </w:rPr>
       </w:pPr>
+      <w:proofErr w:type="spellStart"/>
       <w:r>
         <w:rPr>
           <w:rStyle w:val="Extranjerismo"/>
@@ -8408,6 +9308,7 @@
         </w:rPr>
         <w:t>Dashboard</w:t>
       </w:r>
+      <w:proofErr w:type="spellEnd"/>
       <w:r>
         <w:rPr>
           <w:rFonts w:ascii="Calibri" w:hAnsi="Calibri" w:cs="Calibri"/>
@@ -8422,7 +9323,25 @@
           <w:szCs w:val="28"/>
           <w:lang w:val="es-419"/>
         </w:rPr>
-        <w:t>anel de control que visualiza información clave, como indicadores (KPIs), de manera gráfica y fácil de entender para facilitar la toma de decisiones. Funciona como el tablero de un automóvil, mostrando de un vistazo datos relevantes en tiempo real, lo que permite a los usuarios monitorear el rendimiento y la estrategia de un negocio sin tener que consultar múltiples fuentes.</w:t>
+        <w:t>anel de control que visualiza información clave, como indicadores (</w:t>
+      </w:r>
+      <w:proofErr w:type="spellStart"/>
+      <w:r>
+        <w:rPr>
+          <w:rFonts w:ascii="Calibri" w:hAnsi="Calibri" w:cs="Calibri"/>
+          <w:szCs w:val="28"/>
+          <w:lang w:val="es-419"/>
+        </w:rPr>
+        <w:t>KPIs</w:t>
+      </w:r>
+      <w:proofErr w:type="spellEnd"/>
+      <w:r>
+        <w:rPr>
+          <w:rFonts w:ascii="Calibri" w:hAnsi="Calibri" w:cs="Calibri"/>
+          <w:szCs w:val="28"/>
+          <w:lang w:val="es-419"/>
+        </w:rPr>
+        <w:t>), de manera gráfica y fácil de entender para facilitar la toma de decisiones. Funciona como el tablero de un automóvil, mostrando de un vistazo datos relevantes en tiempo real, lo que permite a los usuarios monitorear el rendimiento y la estrategia de un negocio sin tener que consultar múltiples fuentes.</w:t>
       </w:r>
     </w:p>
     <w:p>
@@ -8535,6 +9454,7 @@
         </w:rPr>
         <w:t>s</w:t>
       </w:r>
+      <w:proofErr w:type="spellStart"/>
       <w:r>
         <w:rPr>
           <w:rStyle w:val="Extranjerismo"/>
@@ -8542,6 +9462,7 @@
         </w:rPr>
         <w:t>oftware</w:t>
       </w:r>
+      <w:proofErr w:type="spellEnd"/>
       <w:r>
         <w:rPr>
           <w:rFonts w:ascii="Calibri" w:hAnsi="Calibri" w:cs="Calibri"/>
@@ -8707,7 +9628,25 @@
           <w:sz w:val="28"/>
           <w:szCs w:val="28"/>
         </w:rPr>
-        <w:t>: sistemas de información e historia clínica. Conexxion.</w:t>
+        <w:t xml:space="preserve">: sistemas de información e historia clínica. </w:t>
+      </w:r>
+      <w:proofErr w:type="spellStart"/>
+      <w:r>
+        <w:rPr>
+          <w:rFonts w:asciiTheme="minorHAnsi" w:hAnsiTheme="minorHAnsi" w:cstheme="minorHAnsi"/>
+          <w:sz w:val="28"/>
+          <w:szCs w:val="28"/>
+        </w:rPr>
+        <w:t>Conexxion</w:t>
+      </w:r>
+      <w:proofErr w:type="spellEnd"/>
+      <w:r>
+        <w:rPr>
+          <w:rFonts w:asciiTheme="minorHAnsi" w:hAnsiTheme="minorHAnsi" w:cstheme="minorHAnsi"/>
+          <w:sz w:val="28"/>
+          <w:szCs w:val="28"/>
+        </w:rPr>
+        <w:t>.</w:t>
       </w:r>
     </w:p>
     <w:p>
@@ -8732,13 +9671,23 @@
           <w:szCs w:val="28"/>
         </w:rPr>
       </w:pPr>
+      <w:proofErr w:type="spellStart"/>
       <w:r>
         <w:rPr>
           <w:rFonts w:asciiTheme="minorHAnsi" w:hAnsiTheme="minorHAnsi" w:cstheme="minorHAnsi"/>
           <w:sz w:val="28"/>
           <w:szCs w:val="28"/>
         </w:rPr>
-        <w:t xml:space="preserve">Adelusi, B. </w:t>
+        <w:t>Adelusi</w:t>
+      </w:r>
+      <w:proofErr w:type="spellEnd"/>
+      <w:r>
+        <w:rPr>
+          <w:rFonts w:asciiTheme="minorHAnsi" w:hAnsiTheme="minorHAnsi" w:cstheme="minorHAnsi"/>
+          <w:sz w:val="28"/>
+          <w:szCs w:val="28"/>
+        </w:rPr>
+        <w:t xml:space="preserve">, B. </w:t>
       </w:r>
       <w:proofErr w:type="gramStart"/>
       <w:r>
@@ -8945,7 +9894,25 @@
           <w:sz w:val="28"/>
           <w:szCs w:val="28"/>
         </w:rPr>
-        <w:t>INS. (s.f.). Instituto nacional de salud. Portal Sivigila 4.0</w:t>
+        <w:t xml:space="preserve">INS. (s.f.). Instituto nacional de salud. Portal </w:t>
+      </w:r>
+      <w:proofErr w:type="spellStart"/>
+      <w:r>
+        <w:rPr>
+          <w:rFonts w:asciiTheme="minorHAnsi" w:hAnsiTheme="minorHAnsi" w:cstheme="minorHAnsi"/>
+          <w:sz w:val="28"/>
+          <w:szCs w:val="28"/>
+        </w:rPr>
+        <w:t>Sivigila</w:t>
+      </w:r>
+      <w:proofErr w:type="spellEnd"/>
+      <w:r>
+        <w:rPr>
+          <w:rFonts w:asciiTheme="minorHAnsi" w:hAnsiTheme="minorHAnsi" w:cstheme="minorHAnsi"/>
+          <w:sz w:val="28"/>
+          <w:szCs w:val="28"/>
+        </w:rPr>
+        <w:t xml:space="preserve"> 4.0</w:t>
       </w:r>
       <w:r>
         <w:rPr>
@@ -8988,13 +9955,23 @@
           <w:szCs w:val="28"/>
         </w:rPr>
       </w:pPr>
+      <w:proofErr w:type="spellStart"/>
       <w:r>
         <w:rPr>
           <w:rFonts w:asciiTheme="minorHAnsi" w:hAnsiTheme="minorHAnsi" w:cstheme="minorHAnsi"/>
           <w:sz w:val="28"/>
           <w:szCs w:val="28"/>
         </w:rPr>
-        <w:t xml:space="preserve">Keyrus. (s.f.). Comparativa. </w:t>
+        <w:t>Keyrus</w:t>
+      </w:r>
+      <w:proofErr w:type="spellEnd"/>
+      <w:r>
+        <w:rPr>
+          <w:rFonts w:asciiTheme="minorHAnsi" w:hAnsiTheme="minorHAnsi" w:cstheme="minorHAnsi"/>
+          <w:sz w:val="28"/>
+          <w:szCs w:val="28"/>
+        </w:rPr>
+        <w:t xml:space="preserve">. (s.f.). Comparativa. </w:t>
       </w:r>
       <w:r>
         <w:rPr>
@@ -9072,13 +10049,23 @@
           <w:szCs w:val="28"/>
         </w:rPr>
       </w:pPr>
+      <w:proofErr w:type="spellStart"/>
       <w:r>
         <w:rPr>
           <w:rFonts w:asciiTheme="minorHAnsi" w:hAnsiTheme="minorHAnsi" w:cstheme="minorHAnsi"/>
           <w:sz w:val="28"/>
           <w:szCs w:val="28"/>
         </w:rPr>
-        <w:t xml:space="preserve">Maurya, A. (2012). </w:t>
+        <w:t>Maurya</w:t>
+      </w:r>
+      <w:proofErr w:type="spellEnd"/>
+      <w:r>
+        <w:rPr>
+          <w:rFonts w:asciiTheme="minorHAnsi" w:hAnsiTheme="minorHAnsi" w:cstheme="minorHAnsi"/>
+          <w:sz w:val="28"/>
+          <w:szCs w:val="28"/>
+        </w:rPr>
+        <w:t xml:space="preserve">, A. (2012). </w:t>
       </w:r>
       <w:r>
         <w:rPr>
@@ -9245,7 +10232,61 @@
           <w:szCs w:val="28"/>
         </w:rPr>
         <w:lastRenderedPageBreak/>
-        <w:t xml:space="preserve">Pro Pharma Research Organization. (s.f.). ¿Cómo están revolucionando la IA y </w:t>
+        <w:t xml:space="preserve">Pro </w:t>
+      </w:r>
+      <w:proofErr w:type="spellStart"/>
+      <w:r>
+        <w:rPr>
+          <w:rFonts w:asciiTheme="minorHAnsi" w:hAnsiTheme="minorHAnsi" w:cstheme="minorHAnsi"/>
+          <w:sz w:val="28"/>
+          <w:szCs w:val="28"/>
+        </w:rPr>
+        <w:t>Pharma</w:t>
+      </w:r>
+      <w:proofErr w:type="spellEnd"/>
+      <w:r>
+        <w:rPr>
+          <w:rFonts w:asciiTheme="minorHAnsi" w:hAnsiTheme="minorHAnsi" w:cstheme="minorHAnsi"/>
+          <w:sz w:val="28"/>
+          <w:szCs w:val="28"/>
+        </w:rPr>
+        <w:t xml:space="preserve"> </w:t>
+      </w:r>
+      <w:proofErr w:type="spellStart"/>
+      <w:r>
+        <w:rPr>
+          <w:rFonts w:asciiTheme="minorHAnsi" w:hAnsiTheme="minorHAnsi" w:cstheme="minorHAnsi"/>
+          <w:sz w:val="28"/>
+          <w:szCs w:val="28"/>
+        </w:rPr>
+        <w:t>Research</w:t>
+      </w:r>
+      <w:proofErr w:type="spellEnd"/>
+      <w:r>
+        <w:rPr>
+          <w:rFonts w:asciiTheme="minorHAnsi" w:hAnsiTheme="minorHAnsi" w:cstheme="minorHAnsi"/>
+          <w:sz w:val="28"/>
+          <w:szCs w:val="28"/>
+        </w:rPr>
+        <w:t xml:space="preserve"> </w:t>
+      </w:r>
+      <w:proofErr w:type="spellStart"/>
+      <w:r>
+        <w:rPr>
+          <w:rFonts w:asciiTheme="minorHAnsi" w:hAnsiTheme="minorHAnsi" w:cstheme="minorHAnsi"/>
+          <w:sz w:val="28"/>
+          <w:szCs w:val="28"/>
+        </w:rPr>
+        <w:t>Organization</w:t>
+      </w:r>
+      <w:proofErr w:type="spellEnd"/>
+      <w:r>
+        <w:rPr>
+          <w:rFonts w:asciiTheme="minorHAnsi" w:hAnsiTheme="minorHAnsi" w:cstheme="minorHAnsi"/>
+          <w:sz w:val="28"/>
+          <w:szCs w:val="28"/>
+        </w:rPr>
+        <w:t xml:space="preserve">. (s.f.). ¿Cómo están revolucionando la IA y </w:t>
       </w:r>
       <w:r>
         <w:rPr>
@@ -9305,13 +10346,59 @@
           <w:szCs w:val="28"/>
         </w:rPr>
       </w:pPr>
+      <w:proofErr w:type="spellStart"/>
       <w:r>
         <w:rPr>
           <w:rFonts w:asciiTheme="minorHAnsi" w:hAnsiTheme="minorHAnsi" w:cstheme="minorHAnsi"/>
           <w:sz w:val="28"/>
           <w:szCs w:val="28"/>
         </w:rPr>
-        <w:t xml:space="preserve">Sahu Kirti Sundar, M. S. (2021). </w:t>
+        <w:t>Sahu</w:t>
+      </w:r>
+      <w:proofErr w:type="spellEnd"/>
+      <w:r>
+        <w:rPr>
+          <w:rFonts w:asciiTheme="minorHAnsi" w:hAnsiTheme="minorHAnsi" w:cstheme="minorHAnsi"/>
+          <w:sz w:val="28"/>
+          <w:szCs w:val="28"/>
+        </w:rPr>
+        <w:t xml:space="preserve"> </w:t>
+      </w:r>
+      <w:proofErr w:type="spellStart"/>
+      <w:r>
+        <w:rPr>
+          <w:rFonts w:asciiTheme="minorHAnsi" w:hAnsiTheme="minorHAnsi" w:cstheme="minorHAnsi"/>
+          <w:sz w:val="28"/>
+          <w:szCs w:val="28"/>
+        </w:rPr>
+        <w:t>Kirti</w:t>
+      </w:r>
+      <w:proofErr w:type="spellEnd"/>
+      <w:r>
+        <w:rPr>
+          <w:rFonts w:asciiTheme="minorHAnsi" w:hAnsiTheme="minorHAnsi" w:cstheme="minorHAnsi"/>
+          <w:sz w:val="28"/>
+          <w:szCs w:val="28"/>
+        </w:rPr>
+        <w:t xml:space="preserve"> </w:t>
+      </w:r>
+      <w:proofErr w:type="spellStart"/>
+      <w:r>
+        <w:rPr>
+          <w:rFonts w:asciiTheme="minorHAnsi" w:hAnsiTheme="minorHAnsi" w:cstheme="minorHAnsi"/>
+          <w:sz w:val="28"/>
+          <w:szCs w:val="28"/>
+        </w:rPr>
+        <w:t>Sundar</w:t>
+      </w:r>
+      <w:proofErr w:type="spellEnd"/>
+      <w:r>
+        <w:rPr>
+          <w:rFonts w:asciiTheme="minorHAnsi" w:hAnsiTheme="minorHAnsi" w:cstheme="minorHAnsi"/>
+          <w:sz w:val="28"/>
+          <w:szCs w:val="28"/>
+        </w:rPr>
+        <w:t xml:space="preserve">, M. S. (2021). </w:t>
       </w:r>
       <w:r>
         <w:rPr>
@@ -9469,13 +10556,59 @@
           <w:szCs w:val="28"/>
         </w:rPr>
       </w:pPr>
+      <w:proofErr w:type="spellStart"/>
       <w:r>
         <w:rPr>
           <w:rFonts w:asciiTheme="minorHAnsi" w:hAnsiTheme="minorHAnsi" w:cstheme="minorHAnsi"/>
           <w:sz w:val="28"/>
           <w:szCs w:val="28"/>
         </w:rPr>
-        <w:t xml:space="preserve">Schulze, A., Brand, F., Geppert, J., &amp; Böl, G. F. (s.f.). </w:t>
+        <w:t>Schulze</w:t>
+      </w:r>
+      <w:proofErr w:type="spellEnd"/>
+      <w:r>
+        <w:rPr>
+          <w:rFonts w:asciiTheme="minorHAnsi" w:hAnsiTheme="minorHAnsi" w:cstheme="minorHAnsi"/>
+          <w:sz w:val="28"/>
+          <w:szCs w:val="28"/>
+        </w:rPr>
+        <w:t xml:space="preserve">, A., Brand, F., </w:t>
+      </w:r>
+      <w:proofErr w:type="spellStart"/>
+      <w:r>
+        <w:rPr>
+          <w:rFonts w:asciiTheme="minorHAnsi" w:hAnsiTheme="minorHAnsi" w:cstheme="minorHAnsi"/>
+          <w:sz w:val="28"/>
+          <w:szCs w:val="28"/>
+        </w:rPr>
+        <w:t>Geppert</w:t>
+      </w:r>
+      <w:proofErr w:type="spellEnd"/>
+      <w:r>
+        <w:rPr>
+          <w:rFonts w:asciiTheme="minorHAnsi" w:hAnsiTheme="minorHAnsi" w:cstheme="minorHAnsi"/>
+          <w:sz w:val="28"/>
+          <w:szCs w:val="28"/>
+        </w:rPr>
+        <w:t xml:space="preserve">, J., &amp; </w:t>
+      </w:r>
+      <w:proofErr w:type="spellStart"/>
+      <w:r>
+        <w:rPr>
+          <w:rFonts w:asciiTheme="minorHAnsi" w:hAnsiTheme="minorHAnsi" w:cstheme="minorHAnsi"/>
+          <w:sz w:val="28"/>
+          <w:szCs w:val="28"/>
+        </w:rPr>
+        <w:t>Böl</w:t>
+      </w:r>
+      <w:proofErr w:type="spellEnd"/>
+      <w:r>
+        <w:rPr>
+          <w:rFonts w:asciiTheme="minorHAnsi" w:hAnsiTheme="minorHAnsi" w:cstheme="minorHAnsi"/>
+          <w:sz w:val="28"/>
+          <w:szCs w:val="28"/>
+        </w:rPr>
+        <w:t xml:space="preserve">, G. F. (s.f.). </w:t>
       </w:r>
       <w:r>
         <w:rPr>
@@ -10154,7 +11287,23 @@
                 <w:rFonts w:cs="Calibri"/>
                 <w:szCs w:val="24"/>
               </w:rPr>
-              <w:t>María Luz Gunturiz Albarracín</w:t>
+              <w:t xml:space="preserve">María Luz </w:t>
+            </w:r>
+            <w:proofErr w:type="spellStart"/>
+            <w:r>
+              <w:rPr>
+                <w:rFonts w:cs="Calibri"/>
+                <w:szCs w:val="24"/>
+              </w:rPr>
+              <w:t>Gunturiz</w:t>
+            </w:r>
+            <w:proofErr w:type="spellEnd"/>
+            <w:r>
+              <w:rPr>
+                <w:rFonts w:cs="Calibri"/>
+                <w:szCs w:val="24"/>
+              </w:rPr>
+              <w:t xml:space="preserve"> Albarracín</w:t>
             </w:r>
           </w:p>
         </w:tc>
@@ -10476,8 +11625,17 @@
                 <w:rFonts w:cs="Calibri"/>
                 <w:szCs w:val="24"/>
               </w:rPr>
-              <w:t>Jair Enrique Coll Gallardo</w:t>
-            </w:r>
+              <w:t xml:space="preserve">Jair Enrique Coll </w:t>
+            </w:r>
+            <w:proofErr w:type="spellStart"/>
+            <w:r>
+              <w:rPr>
+                <w:rFonts w:cs="Calibri"/>
+                <w:szCs w:val="24"/>
+              </w:rPr>
+              <w:t>Gallardo</w:t>
+            </w:r>
+            <w:proofErr w:type="spellEnd"/>
           </w:p>
         </w:tc>
         <w:tc>

--- a/fuentes/CFA3_41730056__DU.docx
+++ b/fuentes/CFA3_41730056__DU.docx
@@ -447,7 +447,7 @@
           <w:bCs/>
           <w:szCs w:val="28"/>
         </w:rPr>
-        <w:t>Este componente aborda el uso de tecnologías de la información y la formulación de propuestas de valor para impulsar soluciones innovadoras en salud pública. Se analizan herramientas tecnológicas para el análisis y visualización de datos, y tendencias, destacando su aplicación en la investigación y la toma de decisiones en salud pública</w:t>
+        <w:t>Este componente aborda el uso de tecnologías de la información y la formulación de propuestas de valor para impulsar soluciones innovadoras en salud pública. Se analizan herramientas tecnológicas para el análisis y visualización de datos y tendencias, destacando su aplicación en la investigación y la toma de decisiones en salud pública</w:t>
       </w:r>
       <w:r>
         <w:rPr>
@@ -2549,6 +2549,15 @@
       <w:r>
         <w:t xml:space="preserve">             </w:t>
       </w:r>
+    </w:p>
+    <w:p>
+      <w:r>
+        <w:tab/>
+      </w:r>
+      <w:r>
+        <w:tab/>
+        <w:t>Nota. SENA, (2026).</w:t>
+      </w:r>
       <w:r>
         <w:t xml:space="preserve"> </w:t>
       </w:r>
@@ -2657,7 +2666,7 @@
           </w:tcPr>
           <w:p>
             <w:r>
-              <w:t>Estimado aprendiz, bienvenido al componente formativo “Innovación en salud pública: tecnología y propuesta de valor”. Toda innovación surge de una propuesta de valor clara: ¿qué problema resolvemos y por qué es relevante? </w:t>
+              <w:t>Estimado aprendiz, bienvenido al componente formativo Innovación en salud pública: tecnología y propuesta de valor. Toda innovación surge de una propuesta de valor clara: ¿qué problema resolvemos y por qué es relevante? </w:t>
             </w:r>
           </w:p>
           <w:p>
@@ -2722,7 +2731,11 @@
               <w:t>pitch</w:t>
             </w:r>
             <w:r>
-              <w:t> puede abrir puertas a alianzas estratégicas, inversión o apoyo instituciona</w:t>
+              <w:t xml:space="preserve"> puede abrir puertas a </w:t>
+            </w:r>
+            <w:r>
+              <w:lastRenderedPageBreak/>
+              <w:t>alianzas estratégicas, inversión o apoyo instituciona</w:t>
             </w:r>
             <w:r>
               <w:t>l. La inteligencia artificial y el </w:t>
@@ -2739,7 +2752,6 @@
           </w:p>
           <w:p>
             <w:r>
-              <w:lastRenderedPageBreak/>
               <w:t>  A su vez, la medicina de precisión y la salud digital abren la puerta a estrategias personalizadas que consideran las diferencias genéticas y sociales de cada comunidad.</w:t>
             </w:r>
           </w:p>
@@ -4786,7 +4798,31 @@
         <w:rPr>
           <w:lang w:val="es-419" w:eastAsia="es-CO"/>
         </w:rPr>
-        <w:t>Nota. SENA,2025.</w:t>
+        <w:t>Nota. SENA,</w:t>
+      </w:r>
+      <w:r>
+        <w:rPr>
+          <w:lang w:val="es-419" w:eastAsia="es-CO"/>
+        </w:rPr>
+        <w:t xml:space="preserve"> (</w:t>
+      </w:r>
+      <w:r>
+        <w:rPr>
+          <w:lang w:val="es-419" w:eastAsia="es-CO"/>
+        </w:rPr>
+        <w:t>2025</w:t>
+      </w:r>
+      <w:r>
+        <w:rPr>
+          <w:lang w:val="es-419" w:eastAsia="es-CO"/>
+        </w:rPr>
+        <w:t>)</w:t>
+      </w:r>
+      <w:r>
+        <w:rPr>
+          <w:lang w:val="es-419" w:eastAsia="es-CO"/>
+        </w:rPr>
+        <w:t>.</w:t>
       </w:r>
     </w:p>
     <w:p>
@@ -5459,12 +5495,48 @@
         <w:rPr>
           <w:bCs/>
         </w:rPr>
-        <w:t>Las TIC se aplican al análisis y visualización de datos en salud pública a través de herramientas como el análisis de datos ("ciencia de datos"), sistemas de información geográfica (SIG), telemedicina, y la creación de plataformas que integran y visualizan información de diversas fuentes (como los registros electrónicos de salud - EHR) para mejorar la toma de decisiones, la vigilancia epidemiológica y el acceso a la atención. La visualización de datos, por ejemplo, usa gráficos como las curvas epidémicas para monitorear brotes de enfermedades</w:t>
+        <w:t xml:space="preserve">Las TIC se aplican al análisis y visualización de datos en salud pública a través de herramientas como el análisis de datos ("ciencia de datos"), sistemas de información geográfica (SIG), telemedicina, y la creación de plataformas que integran y visualizan información de diversas fuentes (como los </w:t>
       </w:r>
       <w:r>
         <w:rPr>
           <w:bCs/>
         </w:rPr>
+        <w:t>R</w:t>
+      </w:r>
+      <w:r>
+        <w:rPr>
+          <w:bCs/>
+        </w:rPr>
+        <w:t xml:space="preserve">egistros </w:t>
+      </w:r>
+      <w:r>
+        <w:rPr>
+          <w:bCs/>
+        </w:rPr>
+        <w:t>E</w:t>
+      </w:r>
+      <w:r>
+        <w:rPr>
+          <w:bCs/>
+        </w:rPr>
+        <w:t xml:space="preserve">lectrónicos de </w:t>
+      </w:r>
+      <w:r>
+        <w:rPr>
+          <w:bCs/>
+        </w:rPr>
+        <w:t>S</w:t>
+      </w:r>
+      <w:r>
+        <w:rPr>
+          <w:bCs/>
+        </w:rPr>
+        <w:t>alud - EHR) para mejorar la toma de decisiones, la vigilancia epidemiológica y el acceso a la atención. La visualización de datos, por ejemplo, usa gráficos como las curvas epidémicas para monitorear brotes de enfermedades</w:t>
+      </w:r>
+      <w:r>
+        <w:rPr>
+          <w:bCs/>
+        </w:rPr>
         <w:t>.</w:t>
       </w:r>
     </w:p>
@@ -5501,7 +5573,19 @@
         <w:rPr>
           <w:lang w:val="es-419" w:eastAsia="es-CO"/>
         </w:rPr>
-        <w:t>La tecnología influye en muchas etapas distintas de la toma de decisiones. Por ejemplo, influye en el momento de obtener información, ya que las personas accedemos constantemente a motores de búsqueda como Google, o Wikipedia; y esta información obtenida influye en los siguientes pasos hasta finalmente hacer una elección. Nos ayuda a filtrar, analizar y procesar la información, así como a encontrar alternativas y evaluarlas, ya sea de forma consciente o inconsciente.</w:t>
+        <w:t>La tecnología influye en muchas etapas distintas de la toma de decisiones. Por ejemplo, influye en el momento de obtener información, ya que las personas accedemos constantemente a motores de búsqueda como Google</w:t>
+      </w:r>
+      <w:r>
+        <w:rPr>
+          <w:lang w:val="es-419" w:eastAsia="es-CO"/>
+        </w:rPr>
+        <w:t xml:space="preserve"> </w:t>
+      </w:r>
+      <w:r>
+        <w:rPr>
+          <w:lang w:val="es-419" w:eastAsia="es-CO"/>
+        </w:rPr>
+        <w:t>o Wikipedia; y esta información obtenida influye en los siguientes pasos hasta finalmente hacer una elección. Nos ayuda a filtrar, analizar y procesar la información, así como a encontrar alternativas y evaluarlas, ya sea de forma consciente o inconsciente.</w:t>
       </w:r>
     </w:p>
     <w:p>
@@ -5598,7 +5682,55 @@
         <w:rPr>
           <w:lang w:val="es-419" w:eastAsia="es-CO"/>
         </w:rPr>
-        <w:t>os sistemas de información en salud (SIS) son el conjunto de herramientas tecnológicas y procesos para recolectar, procesar, analizar y utilizar datos del sector salud. Su propósito principal es apoyar la toma de decisiones estratégicas, mejorar la calidad de la atención médica, optimizar la gestión de recursos y fortalecer la salud pública mediante la generación de información oportuna y veraz (OPS, Organización Panamericana de la salud, s.f.).</w:t>
+        <w:t xml:space="preserve">os </w:t>
+      </w:r>
+      <w:r>
+        <w:rPr>
+          <w:lang w:val="es-419" w:eastAsia="es-CO"/>
+        </w:rPr>
+        <w:t>S</w:t>
+      </w:r>
+      <w:r>
+        <w:rPr>
+          <w:lang w:val="es-419" w:eastAsia="es-CO"/>
+        </w:rPr>
+        <w:t xml:space="preserve">istemas de </w:t>
+      </w:r>
+      <w:r>
+        <w:rPr>
+          <w:lang w:val="es-419" w:eastAsia="es-CO"/>
+        </w:rPr>
+        <w:t>I</w:t>
+      </w:r>
+      <w:r>
+        <w:rPr>
+          <w:lang w:val="es-419" w:eastAsia="es-CO"/>
+        </w:rPr>
+        <w:t xml:space="preserve">nformación en </w:t>
+      </w:r>
+      <w:r>
+        <w:rPr>
+          <w:lang w:val="es-419" w:eastAsia="es-CO"/>
+        </w:rPr>
+        <w:t>S</w:t>
+      </w:r>
+      <w:r>
+        <w:rPr>
+          <w:lang w:val="es-419" w:eastAsia="es-CO"/>
+        </w:rPr>
+        <w:t xml:space="preserve">alud (SIS) son el conjunto de herramientas tecnológicas y procesos para recolectar, procesar, analizar y utilizar datos del sector salud. Su propósito principal es apoyar la toma de decisiones estratégicas, mejorar la calidad de la atención médica, optimizar la gestión de recursos y fortalecer la salud pública mediante la generación de información oportuna y veraz (OPS, Organización Panamericana de la </w:t>
+      </w:r>
+      <w:r>
+        <w:rPr>
+          <w:lang w:val="es-419" w:eastAsia="es-CO"/>
+        </w:rPr>
+        <w:t>S</w:t>
+      </w:r>
+      <w:r>
+        <w:rPr>
+          <w:lang w:val="es-419" w:eastAsia="es-CO"/>
+        </w:rPr>
+        <w:t>alud, s.f.).</w:t>
       </w:r>
     </w:p>
     <w:p>
@@ -5811,7 +5943,31 @@
         <w:rPr>
           <w:lang w:val="es-419" w:eastAsia="es-CO"/>
         </w:rPr>
-        <w:t xml:space="preserve"> distrital de salud, s.f.), una infraestructura de información que recopila y analiza datos sobre eventos de salud para guiar la toma de decisiones en salud pública. Su objetivo es proveer información oportuna sobre la dinámica de eventos que afectan a la población colombiana, como enfermedades infecciosas y factores de riesgo, con el fin de orientar políticas, planificar intervenciones y optimizar recursos para proteger la salud individual y colectiva. </w:t>
+        <w:t xml:space="preserve"> </w:t>
+      </w:r>
+      <w:r>
+        <w:rPr>
+          <w:lang w:val="es-419" w:eastAsia="es-CO"/>
+        </w:rPr>
+        <w:t>D</w:t>
+      </w:r>
+      <w:r>
+        <w:rPr>
+          <w:lang w:val="es-419" w:eastAsia="es-CO"/>
+        </w:rPr>
+        <w:t xml:space="preserve">istrital de </w:t>
+      </w:r>
+      <w:r>
+        <w:rPr>
+          <w:lang w:val="es-419" w:eastAsia="es-CO"/>
+        </w:rPr>
+        <w:t>S</w:t>
+      </w:r>
+      <w:r>
+        <w:rPr>
+          <w:lang w:val="es-419" w:eastAsia="es-CO"/>
+        </w:rPr>
+        <w:t xml:space="preserve">alud, s.f.), una infraestructura de información que recopila y analiza datos sobre eventos de salud para guiar la toma de decisiones en salud pública. Su objetivo es proveer información oportuna sobre la dinámica de eventos que afectan a la población colombiana, como enfermedades infecciosas y factores de riesgo, con el fin de orientar políticas, planificar intervenciones y optimizar recursos para proteger la salud individual y colectiva. </w:t>
       </w:r>
     </w:p>
     <w:p>
@@ -5945,7 +6101,19 @@
         <w:rPr>
           <w:lang w:val="es-419" w:eastAsia="es-CO"/>
         </w:rPr>
-        <w:t xml:space="preserve"> Distrital de salud, s.f.). El propósito esencial es la consolidación del sistema en la identificación del abuso e intoxicaciones por sustancias psicoactivas que facilite el monitoreo y seguimiento de los eventos y provea información oportuna, </w:t>
+        <w:t xml:space="preserve"> Distrital de </w:t>
+      </w:r>
+      <w:r>
+        <w:rPr>
+          <w:lang w:val="es-419" w:eastAsia="es-CO"/>
+        </w:rPr>
+        <w:t>S</w:t>
+      </w:r>
+      <w:r>
+        <w:rPr>
+          <w:lang w:val="es-419" w:eastAsia="es-CO"/>
+        </w:rPr>
+        <w:t xml:space="preserve">alud, s.f.). El propósito esencial es la consolidación del sistema en la identificación del abuso e intoxicaciones por sustancias psicoactivas que facilite el monitoreo y seguimiento de los eventos y provea información oportuna, </w:t>
       </w:r>
       <w:r>
         <w:rPr>
@@ -5997,7 +6165,31 @@
         <w:rPr>
           <w:lang w:val="es-419" w:eastAsia="es-CO"/>
         </w:rPr>
-        <w:t xml:space="preserve"> distrital de salud, s.f.). De esta manera, el mantenimiento de unidades primarias generadoras del dato, de las unidades informadoras del sistema enunciado, así como el seguimiento de los casos de violencia intrafamiliar, maltrato infantil y violencia sexual, con énfasis en abuso sexual y casos en riesgo de fatalidad es a su vez el quehacer esencial de para su consolidación. </w:t>
+        <w:t xml:space="preserve"> </w:t>
+      </w:r>
+      <w:r>
+        <w:rPr>
+          <w:lang w:val="es-419" w:eastAsia="es-CO"/>
+        </w:rPr>
+        <w:t>D</w:t>
+      </w:r>
+      <w:r>
+        <w:rPr>
+          <w:lang w:val="es-419" w:eastAsia="es-CO"/>
+        </w:rPr>
+        <w:t xml:space="preserve">istrital de </w:t>
+      </w:r>
+      <w:r>
+        <w:rPr>
+          <w:lang w:val="es-419" w:eastAsia="es-CO"/>
+        </w:rPr>
+        <w:t>S</w:t>
+      </w:r>
+      <w:r>
+        <w:rPr>
+          <w:lang w:val="es-419" w:eastAsia="es-CO"/>
+        </w:rPr>
+        <w:t xml:space="preserve">alud, s.f.). De esta manera, el mantenimiento de unidades primarias generadoras del dato, de las unidades informadoras del sistema enunciado, así como el seguimiento de los casos de violencia intrafamiliar, maltrato infantil y violencia sexual, con énfasis en abuso sexual y casos en riesgo de fatalidad es a su vez el quehacer esencial para su consolidación. </w:t>
       </w:r>
     </w:p>
     <w:p>
@@ -6048,21 +6240,31 @@
           <w:lang w:val="es-419" w:eastAsia="es-CO"/>
         </w:rPr>
         <w:lastRenderedPageBreak/>
-        <w:t xml:space="preserve">salud pública y reducir los costos asociados a estas lesiones (SDS, </w:t>
-      </w:r>
-      <w:proofErr w:type="gramStart"/>
-      <w:r>
-        <w:rPr>
-          <w:lang w:val="es-419" w:eastAsia="es-CO"/>
-        </w:rPr>
-        <w:t>Secretaria</w:t>
-      </w:r>
-      <w:proofErr w:type="gramEnd"/>
-      <w:r>
-        <w:rPr>
-          <w:lang w:val="es-419" w:eastAsia="es-CO"/>
-        </w:rPr>
-        <w:t xml:space="preserve"> distrital de salud, s.f.).</w:t>
+        <w:t xml:space="preserve">salud pública y reducir los costos asociados a estas lesiones (SDS, Secretaria </w:t>
+      </w:r>
+      <w:r>
+        <w:rPr>
+          <w:lang w:val="es-419" w:eastAsia="es-CO"/>
+        </w:rPr>
+        <w:t>D</w:t>
+      </w:r>
+      <w:r>
+        <w:rPr>
+          <w:lang w:val="es-419" w:eastAsia="es-CO"/>
+        </w:rPr>
+        <w:t xml:space="preserve">istrital de </w:t>
+      </w:r>
+      <w:r>
+        <w:rPr>
+          <w:lang w:val="es-419" w:eastAsia="es-CO"/>
+        </w:rPr>
+        <w:t>S</w:t>
+      </w:r>
+      <w:r>
+        <w:rPr>
+          <w:lang w:val="es-419" w:eastAsia="es-CO"/>
+        </w:rPr>
+        <w:t>alud, s.f.).</w:t>
       </w:r>
     </w:p>
     <w:p>
@@ -6324,7 +6526,19 @@
         <w:rPr>
           <w:lang w:val="es-419" w:eastAsia="es-CO"/>
         </w:rPr>
-        <w:t xml:space="preserve"> Distrital de salud, s.f.). En ese sentido, desde este subsistema se cuenta con un proceso que incluye la notificación por parte de las unidades primarias generadoras del dato (UPGD) o unidades informadoras (UI) quienes la remiten a localidad de la Subred que les compete, posteriormente se realiza la investigación epidemiológica de campo que permite realizar la valoración del riesgo e intervención individual y familiar con el objetivo de mitigar el riesgo de reincidencia y canalización sectorial e intersectorial y monitoreo según corresponda.</w:t>
+        <w:t xml:space="preserve"> Distrital de </w:t>
+      </w:r>
+      <w:r>
+        <w:rPr>
+          <w:lang w:val="es-419" w:eastAsia="es-CO"/>
+        </w:rPr>
+        <w:t>S</w:t>
+      </w:r>
+      <w:r>
+        <w:rPr>
+          <w:lang w:val="es-419" w:eastAsia="es-CO"/>
+        </w:rPr>
+        <w:t>alud, s.f.). En ese sentido, desde este subsistema se cuenta con un proceso que incluye la notificación por parte de las unidades primarias generadoras del dato (UPGD) o unidades informadoras (UI) quienes la remiten a localidad de la Subred que les compete, posteriormente se realiza la investigación epidemiológica de campo que permite realizar la valoración del riesgo e intervención individual y familiar con el objetivo de mitigar el riesgo de reincidencia y canalización sectorial e intersectorial y monitoreo según corresponda.</w:t>
       </w:r>
     </w:p>
     <w:p>
@@ -6747,12 +6961,21 @@
           <w:lang w:val="es-419" w:eastAsia="es-CO"/>
         </w:rPr>
       </w:pPr>
+      <w:proofErr w:type="spellStart"/>
       <w:r>
         <w:rPr>
           <w:rStyle w:val="Extranjerismo"/>
           <w:lang w:val="es-419" w:eastAsia="es-CO"/>
         </w:rPr>
-        <w:t xml:space="preserve">Power BI, </w:t>
+        <w:t>Power</w:t>
+      </w:r>
+      <w:proofErr w:type="spellEnd"/>
+      <w:r>
+        <w:rPr>
+          <w:rStyle w:val="Extranjerismo"/>
+          <w:lang w:val="es-419" w:eastAsia="es-CO"/>
+        </w:rPr>
+        <w:t xml:space="preserve"> BI, </w:t>
       </w:r>
       <w:proofErr w:type="spellStart"/>
       <w:r>
@@ -7330,7 +7553,31 @@
         <w:rPr>
           <w:lang w:val="es-419" w:eastAsia="es-CO"/>
         </w:rPr>
-        <w:t xml:space="preserve"> (BI) y análisis de datos que proporciona a las organizaciones las herramientas necesarias para explorar, visualizar y analizar sus datos de manera efectiva. se Enfoca en el modelado de datos asociativo para análisis complejos. </w:t>
+        <w:t xml:space="preserve"> (BI) y análisis de datos que proporciona a las organizaciones las herramientas necesarias para explorar, visualizar y analizar sus datos de manera efectiva</w:t>
+      </w:r>
+      <w:r>
+        <w:rPr>
+          <w:lang w:val="es-419" w:eastAsia="es-CO"/>
+        </w:rPr>
+        <w:t xml:space="preserve"> </w:t>
+      </w:r>
+      <w:r>
+        <w:rPr>
+          <w:lang w:val="es-419" w:eastAsia="es-CO"/>
+        </w:rPr>
+        <w:t xml:space="preserve">se </w:t>
+      </w:r>
+      <w:r>
+        <w:rPr>
+          <w:lang w:val="es-419" w:eastAsia="es-CO"/>
+        </w:rPr>
+        <w:t>e</w:t>
+      </w:r>
+      <w:r>
+        <w:rPr>
+          <w:lang w:val="es-419" w:eastAsia="es-CO"/>
+        </w:rPr>
+        <w:t xml:space="preserve">nfoca en el modelado de datos asociativo para análisis complejos. </w:t>
       </w:r>
     </w:p>
     <w:p>
@@ -9894,7 +10141,39 @@
           <w:sz w:val="28"/>
           <w:szCs w:val="28"/>
         </w:rPr>
-        <w:t xml:space="preserve">INS. (s.f.). Instituto nacional de salud. Portal </w:t>
+        <w:t xml:space="preserve">INS. (s.f.). Instituto </w:t>
+      </w:r>
+      <w:r>
+        <w:rPr>
+          <w:rFonts w:asciiTheme="minorHAnsi" w:hAnsiTheme="minorHAnsi" w:cstheme="minorHAnsi"/>
+          <w:sz w:val="28"/>
+          <w:szCs w:val="28"/>
+        </w:rPr>
+        <w:t>N</w:t>
+      </w:r>
+      <w:r>
+        <w:rPr>
+          <w:rFonts w:asciiTheme="minorHAnsi" w:hAnsiTheme="minorHAnsi" w:cstheme="minorHAnsi"/>
+          <w:sz w:val="28"/>
+          <w:szCs w:val="28"/>
+        </w:rPr>
+        <w:t xml:space="preserve">acional de </w:t>
+      </w:r>
+      <w:r>
+        <w:rPr>
+          <w:rFonts w:asciiTheme="minorHAnsi" w:hAnsiTheme="minorHAnsi" w:cstheme="minorHAnsi"/>
+          <w:sz w:val="28"/>
+          <w:szCs w:val="28"/>
+        </w:rPr>
+        <w:t>S</w:t>
+      </w:r>
+      <w:r>
+        <w:rPr>
+          <w:rFonts w:asciiTheme="minorHAnsi" w:hAnsiTheme="minorHAnsi" w:cstheme="minorHAnsi"/>
+          <w:sz w:val="28"/>
+          <w:szCs w:val="28"/>
+        </w:rPr>
+        <w:t xml:space="preserve">alud. Portal </w:t>
       </w:r>
       <w:proofErr w:type="spellStart"/>
       <w:r>
@@ -10136,7 +10415,23 @@
           <w:sz w:val="28"/>
           <w:szCs w:val="28"/>
         </w:rPr>
-        <w:t xml:space="preserve"> de la salud.</w:t>
+        <w:t xml:space="preserve"> de la </w:t>
+      </w:r>
+      <w:r>
+        <w:rPr>
+          <w:rFonts w:asciiTheme="minorHAnsi" w:hAnsiTheme="minorHAnsi" w:cstheme="minorHAnsi"/>
+          <w:sz w:val="28"/>
+          <w:szCs w:val="28"/>
+        </w:rPr>
+        <w:t>S</w:t>
+      </w:r>
+      <w:r>
+        <w:rPr>
+          <w:rFonts w:asciiTheme="minorHAnsi" w:hAnsiTheme="minorHAnsi" w:cstheme="minorHAnsi"/>
+          <w:sz w:val="28"/>
+          <w:szCs w:val="28"/>
+        </w:rPr>
+        <w:t>alud.</w:t>
       </w:r>
       <w:r>
         <w:rPr>
@@ -10201,7 +10496,23 @@
           <w:sz w:val="28"/>
           <w:szCs w:val="28"/>
         </w:rPr>
-        <w:t xml:space="preserve"> Panamericana de la salud.</w:t>
+        <w:t xml:space="preserve"> Panamericana de la </w:t>
+      </w:r>
+      <w:r>
+        <w:rPr>
+          <w:rFonts w:asciiTheme="minorHAnsi" w:hAnsiTheme="minorHAnsi" w:cstheme="minorHAnsi"/>
+          <w:sz w:val="28"/>
+          <w:szCs w:val="28"/>
+        </w:rPr>
+        <w:t>S</w:t>
+      </w:r>
+      <w:r>
+        <w:rPr>
+          <w:rFonts w:asciiTheme="minorHAnsi" w:hAnsiTheme="minorHAnsi" w:cstheme="minorHAnsi"/>
+          <w:sz w:val="28"/>
+          <w:szCs w:val="28"/>
+        </w:rPr>
+        <w:t>alud.</w:t>
       </w:r>
     </w:p>
     <w:p>
@@ -10674,7 +10985,39 @@
           <w:sz w:val="28"/>
           <w:szCs w:val="28"/>
         </w:rPr>
-        <w:t>SDS. (s.f.). Secretaria distrital de salud. SIVIGILA.</w:t>
+        <w:t xml:space="preserve">SDS. (s.f.). Secretaria </w:t>
+      </w:r>
+      <w:r>
+        <w:rPr>
+          <w:rFonts w:asciiTheme="minorHAnsi" w:hAnsiTheme="minorHAnsi" w:cstheme="minorHAnsi"/>
+          <w:sz w:val="28"/>
+          <w:szCs w:val="28"/>
+        </w:rPr>
+        <w:t>D</w:t>
+      </w:r>
+      <w:r>
+        <w:rPr>
+          <w:rFonts w:asciiTheme="minorHAnsi" w:hAnsiTheme="minorHAnsi" w:cstheme="minorHAnsi"/>
+          <w:sz w:val="28"/>
+          <w:szCs w:val="28"/>
+        </w:rPr>
+        <w:t xml:space="preserve">istrital de </w:t>
+      </w:r>
+      <w:r>
+        <w:rPr>
+          <w:rFonts w:asciiTheme="minorHAnsi" w:hAnsiTheme="minorHAnsi" w:cstheme="minorHAnsi"/>
+          <w:sz w:val="28"/>
+          <w:szCs w:val="28"/>
+        </w:rPr>
+        <w:t>S</w:t>
+      </w:r>
+      <w:r>
+        <w:rPr>
+          <w:rFonts w:asciiTheme="minorHAnsi" w:hAnsiTheme="minorHAnsi" w:cstheme="minorHAnsi"/>
+          <w:sz w:val="28"/>
+          <w:szCs w:val="28"/>
+        </w:rPr>
+        <w:t>alud. SIVIGILA.</w:t>
       </w:r>
       <w:r>
         <w:rPr>
@@ -11182,7 +11525,35 @@
                 <w:rFonts w:cs="Calibri"/>
                 <w:szCs w:val="24"/>
               </w:rPr>
-              <w:t>Subdirección de Innovación en salud pública - Dirección de Investigación-Instituto Nacional de Salud</w:t>
+              <w:t xml:space="preserve">Subdirección de Innovación en </w:t>
+            </w:r>
+            <w:r>
+              <w:rPr>
+                <w:rFonts w:cs="Calibri"/>
+                <w:szCs w:val="24"/>
+              </w:rPr>
+              <w:t>S</w:t>
+            </w:r>
+            <w:r>
+              <w:rPr>
+                <w:rFonts w:cs="Calibri"/>
+                <w:szCs w:val="24"/>
+              </w:rPr>
+              <w:t xml:space="preserve">alud </w:t>
+            </w:r>
+            <w:r>
+              <w:rPr>
+                <w:rFonts w:cs="Calibri"/>
+                <w:szCs w:val="24"/>
+              </w:rPr>
+              <w:t>P</w:t>
+            </w:r>
+            <w:r>
+              <w:rPr>
+                <w:rFonts w:cs="Calibri"/>
+                <w:szCs w:val="24"/>
+              </w:rPr>
+              <w:t>ública - Dirección de Investigación-Instituto Nacional de Salud</w:t>
             </w:r>
           </w:p>
         </w:tc>
@@ -11261,7 +11632,35 @@
                 <w:rFonts w:cs="Calibri"/>
                 <w:szCs w:val="24"/>
               </w:rPr>
-              <w:t>Subdirección de Innovación en salud pública - Dirección de Investigación-Instituto Nacional de Salud</w:t>
+              <w:t xml:space="preserve">Subdirección de Innovación en </w:t>
+            </w:r>
+            <w:r>
+              <w:rPr>
+                <w:rFonts w:cs="Calibri"/>
+                <w:szCs w:val="24"/>
+              </w:rPr>
+              <w:t>S</w:t>
+            </w:r>
+            <w:r>
+              <w:rPr>
+                <w:rFonts w:cs="Calibri"/>
+                <w:szCs w:val="24"/>
+              </w:rPr>
+              <w:t xml:space="preserve">alud </w:t>
+            </w:r>
+            <w:r>
+              <w:rPr>
+                <w:rFonts w:cs="Calibri"/>
+                <w:szCs w:val="24"/>
+              </w:rPr>
+              <w:t>P</w:t>
+            </w:r>
+            <w:r>
+              <w:rPr>
+                <w:rFonts w:cs="Calibri"/>
+                <w:szCs w:val="24"/>
+              </w:rPr>
+              <w:t>ública - Dirección de Investigación-Instituto Nacional de Salud</w:t>
             </w:r>
           </w:p>
         </w:tc>
@@ -11359,7 +11758,35 @@
                 <w:rFonts w:cs="Calibri"/>
                 <w:szCs w:val="24"/>
               </w:rPr>
-              <w:t>Subdirección de Innovación en salud pública - Dirección de Investigación-Instituto Nacional de Salud</w:t>
+              <w:t xml:space="preserve">Subdirección de Innovación en </w:t>
+            </w:r>
+            <w:r>
+              <w:rPr>
+                <w:rFonts w:cs="Calibri"/>
+                <w:szCs w:val="24"/>
+              </w:rPr>
+              <w:t>S</w:t>
+            </w:r>
+            <w:r>
+              <w:rPr>
+                <w:rFonts w:cs="Calibri"/>
+                <w:szCs w:val="24"/>
+              </w:rPr>
+              <w:t xml:space="preserve">alud </w:t>
+            </w:r>
+            <w:r>
+              <w:rPr>
+                <w:rFonts w:cs="Calibri"/>
+                <w:szCs w:val="24"/>
+              </w:rPr>
+              <w:t>P</w:t>
+            </w:r>
+            <w:r>
+              <w:rPr>
+                <w:rFonts w:cs="Calibri"/>
+                <w:szCs w:val="24"/>
+              </w:rPr>
+              <w:t>ública - Dirección de Investigación-Instituto Nacional de Salud</w:t>
             </w:r>
           </w:p>
         </w:tc>
@@ -11438,7 +11865,21 @@
                 <w:rFonts w:cs="Calibri"/>
                 <w:szCs w:val="24"/>
               </w:rPr>
-              <w:t>Centro de Formación de Talento humano en Salud - Regional Distrito Capital</w:t>
+              <w:t xml:space="preserve">Centro de Formación de Talento </w:t>
+            </w:r>
+            <w:r>
+              <w:rPr>
+                <w:rFonts w:cs="Calibri"/>
+                <w:szCs w:val="24"/>
+              </w:rPr>
+              <w:t>H</w:t>
+            </w:r>
+            <w:r>
+              <w:rPr>
+                <w:rFonts w:cs="Calibri"/>
+                <w:szCs w:val="24"/>
+              </w:rPr>
+              <w:t>umano en Salud - Regional Distrito Capital</w:t>
             </w:r>
           </w:p>
         </w:tc>
@@ -11520,7 +11961,21 @@
                 <w:rFonts w:cs="Calibri"/>
                 <w:szCs w:val="24"/>
               </w:rPr>
-              <w:t>Centro de Formación de Talento humano en Salud - Regional Distrito Capital</w:t>
+              <w:t xml:space="preserve">Centro de Formación de Talento </w:t>
+            </w:r>
+            <w:r>
+              <w:rPr>
+                <w:rFonts w:cs="Calibri"/>
+                <w:szCs w:val="24"/>
+              </w:rPr>
+              <w:t>H</w:t>
+            </w:r>
+            <w:r>
+              <w:rPr>
+                <w:rFonts w:cs="Calibri"/>
+                <w:szCs w:val="24"/>
+              </w:rPr>
+              <w:t>umano en Salud - Regional Distrito Capital</w:t>
             </w:r>
           </w:p>
         </w:tc>
@@ -11599,7 +12054,21 @@
                 <w:rFonts w:cs="Calibri"/>
                 <w:szCs w:val="24"/>
               </w:rPr>
-              <w:t>Centro de Formación de Talento humano en Salud - Regional Distrito Capital</w:t>
+              <w:t xml:space="preserve">Centro de Formación de Talento </w:t>
+            </w:r>
+            <w:r>
+              <w:rPr>
+                <w:rFonts w:cs="Calibri"/>
+                <w:szCs w:val="24"/>
+              </w:rPr>
+              <w:t>H</w:t>
+            </w:r>
+            <w:r>
+              <w:rPr>
+                <w:rFonts w:cs="Calibri"/>
+                <w:szCs w:val="24"/>
+              </w:rPr>
+              <w:t>umano en Salud - Regional Distrito Capital</w:t>
             </w:r>
           </w:p>
         </w:tc>
@@ -16691,15 +17160,15 @@
     <w:autoRedefine/>
     <w:uiPriority w:val="39"/>
     <w:unhideWhenUsed/>
-    <w:rsid w:val="00231879"/>
+    <w:rsid w:val="00CC79C3"/>
     <w:pPr>
       <w:tabs>
         <w:tab w:val="left" w:pos="567"/>
-        <w:tab w:val="left" w:pos="1418"/>
+        <w:tab w:val="left" w:pos="1560"/>
         <w:tab w:val="right" w:leader="dot" w:pos="9962"/>
       </w:tabs>
       <w:spacing w:after="100"/>
-      <w:ind w:left="709" w:firstLine="280"/>
+      <w:ind w:left="709" w:firstLine="284"/>
       <w:jc w:val="both"/>
     </w:pPr>
   </w:style>
@@ -17330,6 +17799,15 @@
 </file>
 
 <file path=customXml/item1.xml><?xml version="1.0" encoding="utf-8"?>
+<?mso-contentType ?>
+<FormTemplates xmlns="http://schemas.microsoft.com/sharepoint/v3/contenttype/forms">
+  <Display>DocumentLibraryForm</Display>
+  <Edit>DocumentLibraryForm</Edit>
+  <New>DocumentLibraryForm</New>
+</FormTemplates>
+</file>
+
+<file path=customXml/item2.xml><?xml version="1.0" encoding="utf-8"?>
 <ct:contentTypeSchema xmlns:ct="http://schemas.microsoft.com/office/2006/metadata/contentType" xmlns:ma="http://schemas.microsoft.com/office/2006/metadata/properties/metaAttributes" ct:_="" ma:_="" ma:contentTypeName="Documento" ma:contentTypeID="0x010100FC2B1768DD5A774EB396CCAB0DE361C1" ma:contentTypeVersion="12" ma:contentTypeDescription="Crear nuevo documento." ma:contentTypeScope="" ma:versionID="d4a546b22d2924edabf51241cf3422b8">
   <xsd:schema xmlns:xsd="http://www.w3.org/2001/XMLSchema" xmlns:xs="http://www.w3.org/2001/XMLSchema" xmlns:p="http://schemas.microsoft.com/office/2006/metadata/properties" xmlns:ns2="a70d3c18-0869-45a1-9f75-4b4b8f0f32be" xmlns:ns3="adccf511-daff-4bcb-9072-914cedbf4c7e" targetNamespace="http://schemas.microsoft.com/office/2006/metadata/properties" ma:root="true" ma:fieldsID="e29002b2d9ca820e89c57fc59ec70c79" ns2:_="" ns3:_="">
     <xsd:import namespace="a70d3c18-0869-45a1-9f75-4b4b8f0f32be"/>
@@ -17530,27 +18008,7 @@
 </ct:contentTypeSchema>
 </file>
 
-<file path=customXml/item2.xml><?xml version="1.0" encoding="utf-8"?>
-<?mso-contentType ?>
-<FormTemplates xmlns="http://schemas.microsoft.com/sharepoint/v3/contenttype/forms">
-  <Display>DocumentLibraryForm</Display>
-  <Edit>DocumentLibraryForm</Edit>
-  <New>DocumentLibraryForm</New>
-</FormTemplates>
-</file>
-
 <file path=customXml/item3.xml><?xml version="1.0" encoding="utf-8"?>
-<p:properties xmlns:p="http://schemas.microsoft.com/office/2006/metadata/properties" xmlns:xsi="http://www.w3.org/2001/XMLSchema-instance" xmlns:pc="http://schemas.microsoft.com/office/infopath/2007/PartnerControls">
-  <documentManagement>
-    <TaxCatchAll xmlns="adccf511-daff-4bcb-9072-914cedbf4c7e" xsi:nil="true"/>
-    <lcf76f155ced4ddcb4097134ff3c332f xmlns="a70d3c18-0869-45a1-9f75-4b4b8f0f32be">
-      <Terms xmlns="http://schemas.microsoft.com/office/infopath/2007/PartnerControls"/>
-    </lcf76f155ced4ddcb4097134ff3c332f>
-  </documentManagement>
-</p:properties>
-</file>
-
-<file path=customXml/item4.xml><?xml version="1.0" encoding="utf-8"?>
 <b:Sources xmlns:b="http://schemas.openxmlformats.org/officeDocument/2006/bibliography" xmlns="http://schemas.openxmlformats.org/officeDocument/2006/bibliography" SelectedStyle="\APASixthEditionOfficeOnline.xsl" StyleName="APA" Version="6">
   <b:Source>
     <b:Tag>Mue12</b:Tag>
@@ -18061,7 +18519,26 @@
 </b:Sources>
 </file>
 
+<file path=customXml/item4.xml><?xml version="1.0" encoding="utf-8"?>
+<p:properties xmlns:p="http://schemas.microsoft.com/office/2006/metadata/properties" xmlns:xsi="http://www.w3.org/2001/XMLSchema-instance" xmlns:pc="http://schemas.microsoft.com/office/infopath/2007/PartnerControls">
+  <documentManagement>
+    <TaxCatchAll xmlns="adccf511-daff-4bcb-9072-914cedbf4c7e" xsi:nil="true"/>
+    <lcf76f155ced4ddcb4097134ff3c332f xmlns="a70d3c18-0869-45a1-9f75-4b4b8f0f32be">
+      <Terms xmlns="http://schemas.microsoft.com/office/infopath/2007/PartnerControls"/>
+    </lcf76f155ced4ddcb4097134ff3c332f>
+  </documentManagement>
+</p:properties>
+</file>
+
 <file path=customXml/itemProps1.xml><?xml version="1.0" encoding="utf-8"?>
+<ds:datastoreItem xmlns:ds="http://schemas.openxmlformats.org/officeDocument/2006/customXml" ds:itemID="{81CBDEC1-3B00-44ED-AD36-0268077980BA}">
+  <ds:schemaRefs>
+    <ds:schemaRef ds:uri="http://schemas.microsoft.com/sharepoint/v3/contenttype/forms"/>
+  </ds:schemaRefs>
+</ds:datastoreItem>
+</file>
+
+<file path=customXml/itemProps2.xml><?xml version="1.0" encoding="utf-8"?>
 <ds:datastoreItem xmlns:ds="http://schemas.openxmlformats.org/officeDocument/2006/customXml" ds:itemID="{996434B9-CC1E-4468-A086-AA07C2AF1350}">
   <ds:schemaRefs>
     <ds:schemaRef ds:uri="http://schemas.microsoft.com/office/2006/metadata/contentType"/>
@@ -18080,15 +18557,15 @@
 </ds:datastoreItem>
 </file>
 
-<file path=customXml/itemProps2.xml><?xml version="1.0" encoding="utf-8"?>
-<ds:datastoreItem xmlns:ds="http://schemas.openxmlformats.org/officeDocument/2006/customXml" ds:itemID="{81CBDEC1-3B00-44ED-AD36-0268077980BA}">
+<file path=customXml/itemProps3.xml><?xml version="1.0" encoding="utf-8"?>
+<ds:datastoreItem xmlns:ds="http://schemas.openxmlformats.org/officeDocument/2006/customXml" ds:itemID="{84F3832F-79D0-40EC-924E-4EC5D33B7AFB}">
   <ds:schemaRefs>
-    <ds:schemaRef ds:uri="http://schemas.microsoft.com/sharepoint/v3/contenttype/forms"/>
+    <ds:schemaRef ds:uri="http://schemas.openxmlformats.org/officeDocument/2006/bibliography"/>
   </ds:schemaRefs>
 </ds:datastoreItem>
 </file>
 
-<file path=customXml/itemProps3.xml><?xml version="1.0" encoding="utf-8"?>
+<file path=customXml/itemProps4.xml><?xml version="1.0" encoding="utf-8"?>
 <ds:datastoreItem xmlns:ds="http://schemas.openxmlformats.org/officeDocument/2006/customXml" ds:itemID="{1145D752-ACC1-45E1-AB53-0C756F67FC7F}">
   <ds:schemaRefs>
     <ds:schemaRef ds:uri="http://schemas.microsoft.com/office/2006/metadata/properties"/>
@@ -18097,12 +18574,4 @@
     <ds:schemaRef ds:uri="a70d3c18-0869-45a1-9f75-4b4b8f0f32be"/>
   </ds:schemaRefs>
 </ds:datastoreItem>
-</file>
-
-<file path=customXml/itemProps4.xml><?xml version="1.0" encoding="utf-8"?>
-<ds:datastoreItem xmlns:ds="http://schemas.openxmlformats.org/officeDocument/2006/customXml" ds:itemID="{84F3832F-79D0-40EC-924E-4EC5D33B7AFB}">
-  <ds:schemaRefs>
-    <ds:schemaRef ds:uri="http://schemas.openxmlformats.org/officeDocument/2006/bibliography"/>
-  </ds:schemaRefs>
-</ds:datastoreItem>
 </file>
--- a/fuentes/CFA3_41730056__DU.docx
+++ b/fuentes/CFA3_41730056__DU.docx
@@ -2589,14 +2589,13 @@
         </w:rPr>
         <w:t xml:space="preserve">          </w:t>
       </w:r>
+      <w:r>
+        <w:rPr>
+          <w:noProof/>
+        </w:rPr>
+        <w:t xml:space="preserve"> </w:t>
+      </w:r>
       <w:hyperlink r:id="rId14" w:history="1">
-        <w:r>
-          <w:rPr>
-            <w:rStyle w:val="Hipervnculo"/>
-            <w:noProof/>
-          </w:rPr>
-          <w:t xml:space="preserve"> </w:t>
-        </w:r>
         <w:r>
           <w:rPr>
             <w:rStyle w:val="Hipervnculo"/>
@@ -2673,29 +2672,17 @@
             <w:r>
               <w:t>Herramientas como el </w:t>
             </w:r>
-            <w:proofErr w:type="spellStart"/>
-            <w:r>
-              <w:t>Value</w:t>
-            </w:r>
-            <w:proofErr w:type="spellEnd"/>
-            <w:r>
-              <w:t> </w:t>
-            </w:r>
-            <w:proofErr w:type="spellStart"/>
-            <w:r>
-              <w:t>Proposition</w:t>
-            </w:r>
-            <w:proofErr w:type="spellEnd"/>
-            <w:r>
-              <w:t> </w:t>
-            </w:r>
-            <w:proofErr w:type="spellStart"/>
-            <w:r>
-              <w:t>Canvas</w:t>
-            </w:r>
-            <w:proofErr w:type="spellEnd"/>
-            <w:r>
-              <w:t> o el </w:t>
+            <w:r>
+              <w:t>Value Proposition Canvas</w:t>
+            </w:r>
+            <w:r>
+              <w:t xml:space="preserve"> o </w:t>
+            </w:r>
+            <w:r>
+              <w:t>e</w:t>
+            </w:r>
+            <w:r>
+              <w:t>l </w:t>
             </w:r>
             <w:r>
               <w:t>Lean </w:t>
@@ -17799,216 +17786,6 @@
 </file>
 
 <file path=customXml/item1.xml><?xml version="1.0" encoding="utf-8"?>
-<?mso-contentType ?>
-<FormTemplates xmlns="http://schemas.microsoft.com/sharepoint/v3/contenttype/forms">
-  <Display>DocumentLibraryForm</Display>
-  <Edit>DocumentLibraryForm</Edit>
-  <New>DocumentLibraryForm</New>
-</FormTemplates>
-</file>
-
-<file path=customXml/item2.xml><?xml version="1.0" encoding="utf-8"?>
-<ct:contentTypeSchema xmlns:ct="http://schemas.microsoft.com/office/2006/metadata/contentType" xmlns:ma="http://schemas.microsoft.com/office/2006/metadata/properties/metaAttributes" ct:_="" ma:_="" ma:contentTypeName="Documento" ma:contentTypeID="0x010100FC2B1768DD5A774EB396CCAB0DE361C1" ma:contentTypeVersion="12" ma:contentTypeDescription="Crear nuevo documento." ma:contentTypeScope="" ma:versionID="d4a546b22d2924edabf51241cf3422b8">
-  <xsd:schema xmlns:xsd="http://www.w3.org/2001/XMLSchema" xmlns:xs="http://www.w3.org/2001/XMLSchema" xmlns:p="http://schemas.microsoft.com/office/2006/metadata/properties" xmlns:ns2="a70d3c18-0869-45a1-9f75-4b4b8f0f32be" xmlns:ns3="adccf511-daff-4bcb-9072-914cedbf4c7e" targetNamespace="http://schemas.microsoft.com/office/2006/metadata/properties" ma:root="true" ma:fieldsID="e29002b2d9ca820e89c57fc59ec70c79" ns2:_="" ns3:_="">
-    <xsd:import namespace="a70d3c18-0869-45a1-9f75-4b4b8f0f32be"/>
-    <xsd:import namespace="adccf511-daff-4bcb-9072-914cedbf4c7e"/>
-    <xsd:element name="properties">
-      <xsd:complexType>
-        <xsd:sequence>
-          <xsd:element name="documentManagement">
-            <xsd:complexType>
-              <xsd:all>
-                <xsd:element ref="ns2:MediaServiceMetadata" minOccurs="0"/>
-                <xsd:element ref="ns2:MediaServiceFastMetadata" minOccurs="0"/>
-                <xsd:element ref="ns2:MediaServiceSearchProperties" minOccurs="0"/>
-                <xsd:element ref="ns2:MediaServiceDateTaken" minOccurs="0"/>
-                <xsd:element ref="ns2:MediaServiceGenerationTime" minOccurs="0"/>
-                <xsd:element ref="ns2:MediaServiceEventHashCode" minOccurs="0"/>
-                <xsd:element ref="ns2:MediaLengthInSeconds" minOccurs="0"/>
-                <xsd:element ref="ns2:lcf76f155ced4ddcb4097134ff3c332f" minOccurs="0"/>
-                <xsd:element ref="ns3:TaxCatchAll" minOccurs="0"/>
-                <xsd:element ref="ns2:MediaServiceOCR" minOccurs="0"/>
-                <xsd:element ref="ns2:MediaServiceBillingMetadata" minOccurs="0"/>
-              </xsd:all>
-            </xsd:complexType>
-          </xsd:element>
-        </xsd:sequence>
-      </xsd:complexType>
-    </xsd:element>
-  </xsd:schema>
-  <xsd:schema xmlns:xsd="http://www.w3.org/2001/XMLSchema" xmlns:xs="http://www.w3.org/2001/XMLSchema" xmlns:dms="http://schemas.microsoft.com/office/2006/documentManagement/types" xmlns:pc="http://schemas.microsoft.com/office/infopath/2007/PartnerControls" targetNamespace="a70d3c18-0869-45a1-9f75-4b4b8f0f32be" elementFormDefault="qualified">
-    <xsd:import namespace="http://schemas.microsoft.com/office/2006/documentManagement/types"/>
-    <xsd:import namespace="http://schemas.microsoft.com/office/infopath/2007/PartnerControls"/>
-    <xsd:element name="MediaServiceMetadata" ma:index="8" nillable="true" ma:displayName="MediaServiceMetadata" ma:hidden="true" ma:internalName="MediaServiceMetadata" ma:readOnly="true">
-      <xsd:simpleType>
-        <xsd:restriction base="dms:Note"/>
-      </xsd:simpleType>
-    </xsd:element>
-    <xsd:element name="MediaServiceFastMetadata" ma:index="9" nillable="true" ma:displayName="MediaServiceFastMetadata" ma:hidden="true" ma:internalName="MediaServiceFastMetadata" ma:readOnly="true">
-      <xsd:simpleType>
-        <xsd:restriction base="dms:Note"/>
-      </xsd:simpleType>
-    </xsd:element>
-    <xsd:element name="MediaServiceSearchProperties" ma:index="10" nillable="true" ma:displayName="MediaServiceSearchProperties" ma:hidden="true" ma:internalName="MediaServiceSearchProperties" ma:readOnly="true">
-      <xsd:simpleType>
-        <xsd:restriction base="dms:Note"/>
-      </xsd:simpleType>
-    </xsd:element>
-    <xsd:element name="MediaServiceDateTaken" ma:index="11" nillable="true" ma:displayName="MediaServiceDateTaken" ma:hidden="true" ma:indexed="true" ma:internalName="MediaServiceDateTaken" ma:readOnly="true">
-      <xsd:simpleType>
-        <xsd:restriction base="dms:Text"/>
-      </xsd:simpleType>
-    </xsd:element>
-    <xsd:element name="MediaServiceGenerationTime" ma:index="12" nillable="true" ma:displayName="MediaServiceGenerationTime" ma:hidden="true" ma:internalName="MediaServiceGenerationTime" ma:readOnly="true">
-      <xsd:simpleType>
-        <xsd:restriction base="dms:Text"/>
-      </xsd:simpleType>
-    </xsd:element>
-    <xsd:element name="MediaServiceEventHashCode" ma:index="13" nillable="true" ma:displayName="MediaServiceEventHashCode" ma:hidden="true" ma:internalName="MediaServiceEventHashCode" ma:readOnly="true">
-      <xsd:simpleType>
-        <xsd:restriction base="dms:Text"/>
-      </xsd:simpleType>
-    </xsd:element>
-    <xsd:element name="MediaLengthInSeconds" ma:index="14" nillable="true" ma:displayName="MediaLengthInSeconds" ma:hidden="true" ma:internalName="MediaLengthInSeconds" ma:readOnly="true">
-      <xsd:simpleType>
-        <xsd:restriction base="dms:Unknown"/>
-      </xsd:simpleType>
-    </xsd:element>
-    <xsd:element name="lcf76f155ced4ddcb4097134ff3c332f" ma:index="16" nillable="true" ma:taxonomy="true" ma:internalName="lcf76f155ced4ddcb4097134ff3c332f" ma:taxonomyFieldName="MediaServiceImageTags" ma:displayName="Etiquetas de imagen" ma:readOnly="false" ma:fieldId="{5cf76f15-5ced-4ddc-b409-7134ff3c332f}" ma:taxonomyMulti="true" ma:sspId="d33c8c81-5745-4931-bcc4-c2aeafe86780" ma:termSetId="09814cd3-568e-fe90-9814-8d621ff8fb84" ma:anchorId="fba54fb3-c3e1-fe81-a776-ca4b69148c4d" ma:open="true" ma:isKeyword="false">
-      <xsd:complexType>
-        <xsd:sequence>
-          <xsd:element ref="pc:Terms" minOccurs="0" maxOccurs="1"/>
-        </xsd:sequence>
-      </xsd:complexType>
-    </xsd:element>
-    <xsd:element name="MediaServiceOCR" ma:index="18" nillable="true" ma:displayName="Extracted Text" ma:internalName="MediaServiceOCR" ma:readOnly="true">
-      <xsd:simpleType>
-        <xsd:restriction base="dms:Note">
-          <xsd:maxLength value="255"/>
-        </xsd:restriction>
-      </xsd:simpleType>
-    </xsd:element>
-    <xsd:element name="MediaServiceBillingMetadata" ma:index="19" nillable="true" ma:displayName="MediaServiceBillingMetadata" ma:hidden="true" ma:internalName="MediaServiceBillingMetadata" ma:readOnly="true">
-      <xsd:simpleType>
-        <xsd:restriction base="dms:Note"/>
-      </xsd:simpleType>
-    </xsd:element>
-  </xsd:schema>
-  <xsd:schema xmlns:xsd="http://www.w3.org/2001/XMLSchema" xmlns:xs="http://www.w3.org/2001/XMLSchema" xmlns:dms="http://schemas.microsoft.com/office/2006/documentManagement/types" xmlns:pc="http://schemas.microsoft.com/office/infopath/2007/PartnerControls" targetNamespace="adccf511-daff-4bcb-9072-914cedbf4c7e" elementFormDefault="qualified">
-    <xsd:import namespace="http://schemas.microsoft.com/office/2006/documentManagement/types"/>
-    <xsd:import namespace="http://schemas.microsoft.com/office/infopath/2007/PartnerControls"/>
-    <xsd:element name="TaxCatchAll" ma:index="17" nillable="true" ma:displayName="Taxonomy Catch All Column" ma:hidden="true" ma:list="{d55fdbc5-1632-489d-aeea-ba6fd7407963}" ma:internalName="TaxCatchAll" ma:showField="CatchAllData" ma:web="adccf511-daff-4bcb-9072-914cedbf4c7e">
-      <xsd:complexType>
-        <xsd:complexContent>
-          <xsd:extension base="dms:MultiChoiceLookup">
-            <xsd:sequence>
-              <xsd:element name="Value" type="dms:Lookup" maxOccurs="unbounded" minOccurs="0" nillable="true"/>
-            </xsd:sequence>
-          </xsd:extension>
-        </xsd:complexContent>
-      </xsd:complexType>
-    </xsd:element>
-  </xsd:schema>
-  <xsd:schema xmlns="http://schemas.openxmlformats.org/package/2006/metadata/core-properties" xmlns:xsd="http://www.w3.org/2001/XMLSchema" xmlns:xsi="http://www.w3.org/2001/XMLSchema-instance" xmlns:dc="http://purl.org/dc/elements/1.1/" xmlns:dcterms="http://purl.org/dc/terms/" xmlns:odoc="http://schemas.microsoft.com/internal/obd" targetNamespace="http://schemas.openxmlformats.org/package/2006/metadata/core-properties" elementFormDefault="qualified" attributeFormDefault="unqualified" blockDefault="#all">
-    <xsd:import namespace="http://purl.org/dc/elements/1.1/" schemaLocation="http://dublincore.org/schemas/xmls/qdc/2003/04/02/dc.xsd"/>
-    <xsd:import namespace="http://purl.org/dc/terms/" schemaLocation="http://dublincore.org/schemas/xmls/qdc/2003/04/02/dcterms.xsd"/>
-    <xsd:element name="coreProperties" type="CT_coreProperties"/>
-    <xsd:complexType name="CT_coreProperties">
-      <xsd:all>
-        <xsd:element ref="dc:creator" minOccurs="0" maxOccurs="1"/>
-        <xsd:element ref="dcterms:created" minOccurs="0" maxOccurs="1"/>
-        <xsd:element ref="dc:identifier" minOccurs="0" maxOccurs="1"/>
-        <xsd:element name="contentType" minOccurs="0" maxOccurs="1" type="xsd:string" ma:index="0" ma:displayName="Tipo de contenido"/>
-        <xsd:element ref="dc:title" minOccurs="0" maxOccurs="1" ma:index="4" ma:displayName="Título"/>
-        <xsd:element ref="dc:subject" minOccurs="0" maxOccurs="1"/>
-        <xsd:element ref="dc:description" minOccurs="0" maxOccurs="1"/>
-        <xsd:element name="keywords" minOccurs="0" maxOccurs="1" type="xsd:string"/>
-        <xsd:element ref="dc:language" minOccurs="0" maxOccurs="1"/>
-        <xsd:element name="category" minOccurs="0" maxOccurs="1" type="xsd:string"/>
-        <xsd:element name="version" minOccurs="0" maxOccurs="1" type="xsd:string"/>
-        <xsd:element name="revision" minOccurs="0" maxOccurs="1" type="xsd:string">
-          <xsd:annotation>
-            <xsd:documentation>
-                        This value indicates the number of saves or revisions. The application is responsible for updating this value after each revision.
-                    </xsd:documentation>
-          </xsd:annotation>
-        </xsd:element>
-        <xsd:element name="lastModifiedBy" minOccurs="0" maxOccurs="1" type="xsd:string"/>
-        <xsd:element ref="dcterms:modified" minOccurs="0" maxOccurs="1"/>
-        <xsd:element name="contentStatus" minOccurs="0" maxOccurs="1" type="xsd:string"/>
-      </xsd:all>
-    </xsd:complexType>
-  </xsd:schema>
-  <xs:schema xmlns:pc="http://schemas.microsoft.com/office/infopath/2007/PartnerControls" xmlns:xs="http://www.w3.org/2001/XMLSchema" targetNamespace="http://schemas.microsoft.com/office/infopath/2007/PartnerControls" elementFormDefault="qualified" attributeFormDefault="unqualified">
-    <xs:element name="Person">
-      <xs:complexType>
-        <xs:sequence>
-          <xs:element ref="pc:DisplayName" minOccurs="0"/>
-          <xs:element ref="pc:AccountId" minOccurs="0"/>
-          <xs:element ref="pc:AccountType" minOccurs="0"/>
-        </xs:sequence>
-      </xs:complexType>
-    </xs:element>
-    <xs:element name="DisplayName" type="xs:string"/>
-    <xs:element name="AccountId" type="xs:string"/>
-    <xs:element name="AccountType" type="xs:string"/>
-    <xs:element name="BDCAssociatedEntity">
-      <xs:complexType>
-        <xs:sequence>
-          <xs:element ref="pc:BDCEntity" minOccurs="0" maxOccurs="unbounded"/>
-        </xs:sequence>
-        <xs:attribute ref="pc:EntityNamespace"/>
-        <xs:attribute ref="pc:EntityName"/>
-        <xs:attribute ref="pc:SystemInstanceName"/>
-        <xs:attribute ref="pc:AssociationName"/>
-      </xs:complexType>
-    </xs:element>
-    <xs:attribute name="EntityNamespace" type="xs:string"/>
-    <xs:attribute name="EntityName" type="xs:string"/>
-    <xs:attribute name="SystemInstanceName" type="xs:string"/>
-    <xs:attribute name="AssociationName" type="xs:string"/>
-    <xs:element name="BDCEntity">
-      <xs:complexType>
-        <xs:sequence>
-          <xs:element ref="pc:EntityDisplayName" minOccurs="0"/>
-          <xs:element ref="pc:EntityInstanceReference" minOccurs="0"/>
-          <xs:element ref="pc:EntityId1" minOccurs="0"/>
-          <xs:element ref="pc:EntityId2" minOccurs="0"/>
-          <xs:element ref="pc:EntityId3" minOccurs="0"/>
-          <xs:element ref="pc:EntityId4" minOccurs="0"/>
-          <xs:element ref="pc:EntityId5" minOccurs="0"/>
-        </xs:sequence>
-      </xs:complexType>
-    </xs:element>
-    <xs:element name="EntityDisplayName" type="xs:string"/>
-    <xs:element name="EntityInstanceReference" type="xs:string"/>
-    <xs:element name="EntityId1" type="xs:string"/>
-    <xs:element name="EntityId2" type="xs:string"/>
-    <xs:element name="EntityId3" type="xs:string"/>
-    <xs:element name="EntityId4" type="xs:string"/>
-    <xs:element name="EntityId5" type="xs:string"/>
-    <xs:element name="Terms">
-      <xs:complexType>
-        <xs:sequence>
-          <xs:element ref="pc:TermInfo" minOccurs="0" maxOccurs="unbounded"/>
-        </xs:sequence>
-      </xs:complexType>
-    </xs:element>
-    <xs:element name="TermInfo">
-      <xs:complexType>
-        <xs:sequence>
-          <xs:element ref="pc:TermName" minOccurs="0"/>
-          <xs:element ref="pc:TermId" minOccurs="0"/>
-        </xs:sequence>
-      </xs:complexType>
-    </xs:element>
-    <xs:element name="TermName" type="xs:string"/>
-    <xs:element name="TermId" type="xs:string"/>
-  </xs:schema>
-</ct:contentTypeSchema>
-</file>
-
-<file path=customXml/item3.xml><?xml version="1.0" encoding="utf-8"?>
 <b:Sources xmlns:b="http://schemas.openxmlformats.org/officeDocument/2006/bibliography" xmlns="http://schemas.openxmlformats.org/officeDocument/2006/bibliography" SelectedStyle="\APASixthEditionOfficeOnline.xsl" StyleName="APA" Version="6">
   <b:Source>
     <b:Tag>Mue12</b:Tag>
@@ -18519,6 +18296,216 @@
 </b:Sources>
 </file>
 
+<file path=customXml/item2.xml><?xml version="1.0" encoding="utf-8"?>
+<ct:contentTypeSchema xmlns:ct="http://schemas.microsoft.com/office/2006/metadata/contentType" xmlns:ma="http://schemas.microsoft.com/office/2006/metadata/properties/metaAttributes" ct:_="" ma:_="" ma:contentTypeName="Documento" ma:contentTypeID="0x010100FC2B1768DD5A774EB396CCAB0DE361C1" ma:contentTypeVersion="12" ma:contentTypeDescription="Crear nuevo documento." ma:contentTypeScope="" ma:versionID="d4a546b22d2924edabf51241cf3422b8">
+  <xsd:schema xmlns:xsd="http://www.w3.org/2001/XMLSchema" xmlns:xs="http://www.w3.org/2001/XMLSchema" xmlns:p="http://schemas.microsoft.com/office/2006/metadata/properties" xmlns:ns2="a70d3c18-0869-45a1-9f75-4b4b8f0f32be" xmlns:ns3="adccf511-daff-4bcb-9072-914cedbf4c7e" targetNamespace="http://schemas.microsoft.com/office/2006/metadata/properties" ma:root="true" ma:fieldsID="e29002b2d9ca820e89c57fc59ec70c79" ns2:_="" ns3:_="">
+    <xsd:import namespace="a70d3c18-0869-45a1-9f75-4b4b8f0f32be"/>
+    <xsd:import namespace="adccf511-daff-4bcb-9072-914cedbf4c7e"/>
+    <xsd:element name="properties">
+      <xsd:complexType>
+        <xsd:sequence>
+          <xsd:element name="documentManagement">
+            <xsd:complexType>
+              <xsd:all>
+                <xsd:element ref="ns2:MediaServiceMetadata" minOccurs="0"/>
+                <xsd:element ref="ns2:MediaServiceFastMetadata" minOccurs="0"/>
+                <xsd:element ref="ns2:MediaServiceSearchProperties" minOccurs="0"/>
+                <xsd:element ref="ns2:MediaServiceDateTaken" minOccurs="0"/>
+                <xsd:element ref="ns2:MediaServiceGenerationTime" minOccurs="0"/>
+                <xsd:element ref="ns2:MediaServiceEventHashCode" minOccurs="0"/>
+                <xsd:element ref="ns2:MediaLengthInSeconds" minOccurs="0"/>
+                <xsd:element ref="ns2:lcf76f155ced4ddcb4097134ff3c332f" minOccurs="0"/>
+                <xsd:element ref="ns3:TaxCatchAll" minOccurs="0"/>
+                <xsd:element ref="ns2:MediaServiceOCR" minOccurs="0"/>
+                <xsd:element ref="ns2:MediaServiceBillingMetadata" minOccurs="0"/>
+              </xsd:all>
+            </xsd:complexType>
+          </xsd:element>
+        </xsd:sequence>
+      </xsd:complexType>
+    </xsd:element>
+  </xsd:schema>
+  <xsd:schema xmlns:xsd="http://www.w3.org/2001/XMLSchema" xmlns:xs="http://www.w3.org/2001/XMLSchema" xmlns:dms="http://schemas.microsoft.com/office/2006/documentManagement/types" xmlns:pc="http://schemas.microsoft.com/office/infopath/2007/PartnerControls" targetNamespace="a70d3c18-0869-45a1-9f75-4b4b8f0f32be" elementFormDefault="qualified">
+    <xsd:import namespace="http://schemas.microsoft.com/office/2006/documentManagement/types"/>
+    <xsd:import namespace="http://schemas.microsoft.com/office/infopath/2007/PartnerControls"/>
+    <xsd:element name="MediaServiceMetadata" ma:index="8" nillable="true" ma:displayName="MediaServiceMetadata" ma:hidden="true" ma:internalName="MediaServiceMetadata" ma:readOnly="true">
+      <xsd:simpleType>
+        <xsd:restriction base="dms:Note"/>
+      </xsd:simpleType>
+    </xsd:element>
+    <xsd:element name="MediaServiceFastMetadata" ma:index="9" nillable="true" ma:displayName="MediaServiceFastMetadata" ma:hidden="true" ma:internalName="MediaServiceFastMetadata" ma:readOnly="true">
+      <xsd:simpleType>
+        <xsd:restriction base="dms:Note"/>
+      </xsd:simpleType>
+    </xsd:element>
+    <xsd:element name="MediaServiceSearchProperties" ma:index="10" nillable="true" ma:displayName="MediaServiceSearchProperties" ma:hidden="true" ma:internalName="MediaServiceSearchProperties" ma:readOnly="true">
+      <xsd:simpleType>
+        <xsd:restriction base="dms:Note"/>
+      </xsd:simpleType>
+    </xsd:element>
+    <xsd:element name="MediaServiceDateTaken" ma:index="11" nillable="true" ma:displayName="MediaServiceDateTaken" ma:hidden="true" ma:indexed="true" ma:internalName="MediaServiceDateTaken" ma:readOnly="true">
+      <xsd:simpleType>
+        <xsd:restriction base="dms:Text"/>
+      </xsd:simpleType>
+    </xsd:element>
+    <xsd:element name="MediaServiceGenerationTime" ma:index="12" nillable="true" ma:displayName="MediaServiceGenerationTime" ma:hidden="true" ma:internalName="MediaServiceGenerationTime" ma:readOnly="true">
+      <xsd:simpleType>
+        <xsd:restriction base="dms:Text"/>
+      </xsd:simpleType>
+    </xsd:element>
+    <xsd:element name="MediaServiceEventHashCode" ma:index="13" nillable="true" ma:displayName="MediaServiceEventHashCode" ma:hidden="true" ma:internalName="MediaServiceEventHashCode" ma:readOnly="true">
+      <xsd:simpleType>
+        <xsd:restriction base="dms:Text"/>
+      </xsd:simpleType>
+    </xsd:element>
+    <xsd:element name="MediaLengthInSeconds" ma:index="14" nillable="true" ma:displayName="MediaLengthInSeconds" ma:hidden="true" ma:internalName="MediaLengthInSeconds" ma:readOnly="true">
+      <xsd:simpleType>
+        <xsd:restriction base="dms:Unknown"/>
+      </xsd:simpleType>
+    </xsd:element>
+    <xsd:element name="lcf76f155ced4ddcb4097134ff3c332f" ma:index="16" nillable="true" ma:taxonomy="true" ma:internalName="lcf76f155ced4ddcb4097134ff3c332f" ma:taxonomyFieldName="MediaServiceImageTags" ma:displayName="Etiquetas de imagen" ma:readOnly="false" ma:fieldId="{5cf76f15-5ced-4ddc-b409-7134ff3c332f}" ma:taxonomyMulti="true" ma:sspId="d33c8c81-5745-4931-bcc4-c2aeafe86780" ma:termSetId="09814cd3-568e-fe90-9814-8d621ff8fb84" ma:anchorId="fba54fb3-c3e1-fe81-a776-ca4b69148c4d" ma:open="true" ma:isKeyword="false">
+      <xsd:complexType>
+        <xsd:sequence>
+          <xsd:element ref="pc:Terms" minOccurs="0" maxOccurs="1"/>
+        </xsd:sequence>
+      </xsd:complexType>
+    </xsd:element>
+    <xsd:element name="MediaServiceOCR" ma:index="18" nillable="true" ma:displayName="Extracted Text" ma:internalName="MediaServiceOCR" ma:readOnly="true">
+      <xsd:simpleType>
+        <xsd:restriction base="dms:Note">
+          <xsd:maxLength value="255"/>
+        </xsd:restriction>
+      </xsd:simpleType>
+    </xsd:element>
+    <xsd:element name="MediaServiceBillingMetadata" ma:index="19" nillable="true" ma:displayName="MediaServiceBillingMetadata" ma:hidden="true" ma:internalName="MediaServiceBillingMetadata" ma:readOnly="true">
+      <xsd:simpleType>
+        <xsd:restriction base="dms:Note"/>
+      </xsd:simpleType>
+    </xsd:element>
+  </xsd:schema>
+  <xsd:schema xmlns:xsd="http://www.w3.org/2001/XMLSchema" xmlns:xs="http://www.w3.org/2001/XMLSchema" xmlns:dms="http://schemas.microsoft.com/office/2006/documentManagement/types" xmlns:pc="http://schemas.microsoft.com/office/infopath/2007/PartnerControls" targetNamespace="adccf511-daff-4bcb-9072-914cedbf4c7e" elementFormDefault="qualified">
+    <xsd:import namespace="http://schemas.microsoft.com/office/2006/documentManagement/types"/>
+    <xsd:import namespace="http://schemas.microsoft.com/office/infopath/2007/PartnerControls"/>
+    <xsd:element name="TaxCatchAll" ma:index="17" nillable="true" ma:displayName="Taxonomy Catch All Column" ma:hidden="true" ma:list="{d55fdbc5-1632-489d-aeea-ba6fd7407963}" ma:internalName="TaxCatchAll" ma:showField="CatchAllData" ma:web="adccf511-daff-4bcb-9072-914cedbf4c7e">
+      <xsd:complexType>
+        <xsd:complexContent>
+          <xsd:extension base="dms:MultiChoiceLookup">
+            <xsd:sequence>
+              <xsd:element name="Value" type="dms:Lookup" maxOccurs="unbounded" minOccurs="0" nillable="true"/>
+            </xsd:sequence>
+          </xsd:extension>
+        </xsd:complexContent>
+      </xsd:complexType>
+    </xsd:element>
+  </xsd:schema>
+  <xsd:schema xmlns="http://schemas.openxmlformats.org/package/2006/metadata/core-properties" xmlns:xsd="http://www.w3.org/2001/XMLSchema" xmlns:xsi="http://www.w3.org/2001/XMLSchema-instance" xmlns:dc="http://purl.org/dc/elements/1.1/" xmlns:dcterms="http://purl.org/dc/terms/" xmlns:odoc="http://schemas.microsoft.com/internal/obd" targetNamespace="http://schemas.openxmlformats.org/package/2006/metadata/core-properties" elementFormDefault="qualified" attributeFormDefault="unqualified" blockDefault="#all">
+    <xsd:import namespace="http://purl.org/dc/elements/1.1/" schemaLocation="http://dublincore.org/schemas/xmls/qdc/2003/04/02/dc.xsd"/>
+    <xsd:import namespace="http://purl.org/dc/terms/" schemaLocation="http://dublincore.org/schemas/xmls/qdc/2003/04/02/dcterms.xsd"/>
+    <xsd:element name="coreProperties" type="CT_coreProperties"/>
+    <xsd:complexType name="CT_coreProperties">
+      <xsd:all>
+        <xsd:element ref="dc:creator" minOccurs="0" maxOccurs="1"/>
+        <xsd:element ref="dcterms:created" minOccurs="0" maxOccurs="1"/>
+        <xsd:element ref="dc:identifier" minOccurs="0" maxOccurs="1"/>
+        <xsd:element name="contentType" minOccurs="0" maxOccurs="1" type="xsd:string" ma:index="0" ma:displayName="Tipo de contenido"/>
+        <xsd:element ref="dc:title" minOccurs="0" maxOccurs="1" ma:index="4" ma:displayName="Título"/>
+        <xsd:element ref="dc:subject" minOccurs="0" maxOccurs="1"/>
+        <xsd:element ref="dc:description" minOccurs="0" maxOccurs="1"/>
+        <xsd:element name="keywords" minOccurs="0" maxOccurs="1" type="xsd:string"/>
+        <xsd:element ref="dc:language" minOccurs="0" maxOccurs="1"/>
+        <xsd:element name="category" minOccurs="0" maxOccurs="1" type="xsd:string"/>
+        <xsd:element name="version" minOccurs="0" maxOccurs="1" type="xsd:string"/>
+        <xsd:element name="revision" minOccurs="0" maxOccurs="1" type="xsd:string">
+          <xsd:annotation>
+            <xsd:documentation>
+                        This value indicates the number of saves or revisions. The application is responsible for updating this value after each revision.
+                    </xsd:documentation>
+          </xsd:annotation>
+        </xsd:element>
+        <xsd:element name="lastModifiedBy" minOccurs="0" maxOccurs="1" type="xsd:string"/>
+        <xsd:element ref="dcterms:modified" minOccurs="0" maxOccurs="1"/>
+        <xsd:element name="contentStatus" minOccurs="0" maxOccurs="1" type="xsd:string"/>
+      </xsd:all>
+    </xsd:complexType>
+  </xsd:schema>
+  <xs:schema xmlns:pc="http://schemas.microsoft.com/office/infopath/2007/PartnerControls" xmlns:xs="http://www.w3.org/2001/XMLSchema" targetNamespace="http://schemas.microsoft.com/office/infopath/2007/PartnerControls" elementFormDefault="qualified" attributeFormDefault="unqualified">
+    <xs:element name="Person">
+      <xs:complexType>
+        <xs:sequence>
+          <xs:element ref="pc:DisplayName" minOccurs="0"/>
+          <xs:element ref="pc:AccountId" minOccurs="0"/>
+          <xs:element ref="pc:AccountType" minOccurs="0"/>
+        </xs:sequence>
+      </xs:complexType>
+    </xs:element>
+    <xs:element name="DisplayName" type="xs:string"/>
+    <xs:element name="AccountId" type="xs:string"/>
+    <xs:element name="AccountType" type="xs:string"/>
+    <xs:element name="BDCAssociatedEntity">
+      <xs:complexType>
+        <xs:sequence>
+          <xs:element ref="pc:BDCEntity" minOccurs="0" maxOccurs="unbounded"/>
+        </xs:sequence>
+        <xs:attribute ref="pc:EntityNamespace"/>
+        <xs:attribute ref="pc:EntityName"/>
+        <xs:attribute ref="pc:SystemInstanceName"/>
+        <xs:attribute ref="pc:AssociationName"/>
+      </xs:complexType>
+    </xs:element>
+    <xs:attribute name="EntityNamespace" type="xs:string"/>
+    <xs:attribute name="EntityName" type="xs:string"/>
+    <xs:attribute name="SystemInstanceName" type="xs:string"/>
+    <xs:attribute name="AssociationName" type="xs:string"/>
+    <xs:element name="BDCEntity">
+      <xs:complexType>
+        <xs:sequence>
+          <xs:element ref="pc:EntityDisplayName" minOccurs="0"/>
+          <xs:element ref="pc:EntityInstanceReference" minOccurs="0"/>
+          <xs:element ref="pc:EntityId1" minOccurs="0"/>
+          <xs:element ref="pc:EntityId2" minOccurs="0"/>
+          <xs:element ref="pc:EntityId3" minOccurs="0"/>
+          <xs:element ref="pc:EntityId4" minOccurs="0"/>
+          <xs:element ref="pc:EntityId5" minOccurs="0"/>
+        </xs:sequence>
+      </xs:complexType>
+    </xs:element>
+    <xs:element name="EntityDisplayName" type="xs:string"/>
+    <xs:element name="EntityInstanceReference" type="xs:string"/>
+    <xs:element name="EntityId1" type="xs:string"/>
+    <xs:element name="EntityId2" type="xs:string"/>
+    <xs:element name="EntityId3" type="xs:string"/>
+    <xs:element name="EntityId4" type="xs:string"/>
+    <xs:element name="EntityId5" type="xs:string"/>
+    <xs:element name="Terms">
+      <xs:complexType>
+        <xs:sequence>
+          <xs:element ref="pc:TermInfo" minOccurs="0" maxOccurs="unbounded"/>
+        </xs:sequence>
+      </xs:complexType>
+    </xs:element>
+    <xs:element name="TermInfo">
+      <xs:complexType>
+        <xs:sequence>
+          <xs:element ref="pc:TermName" minOccurs="0"/>
+          <xs:element ref="pc:TermId" minOccurs="0"/>
+        </xs:sequence>
+      </xs:complexType>
+    </xs:element>
+    <xs:element name="TermName" type="xs:string"/>
+    <xs:element name="TermId" type="xs:string"/>
+  </xs:schema>
+</ct:contentTypeSchema>
+</file>
+
+<file path=customXml/item3.xml><?xml version="1.0" encoding="utf-8"?>
+<?mso-contentType ?>
+<FormTemplates xmlns="http://schemas.microsoft.com/sharepoint/v3/contenttype/forms">
+  <Display>DocumentLibraryForm</Display>
+  <Edit>DocumentLibraryForm</Edit>
+  <New>DocumentLibraryForm</New>
+</FormTemplates>
+</file>
+
 <file path=customXml/item4.xml><?xml version="1.0" encoding="utf-8"?>
 <p:properties xmlns:p="http://schemas.microsoft.com/office/2006/metadata/properties" xmlns:xsi="http://www.w3.org/2001/XMLSchema-instance" xmlns:pc="http://schemas.microsoft.com/office/infopath/2007/PartnerControls">
   <documentManagement>
@@ -18531,9 +18518,9 @@
 </file>
 
 <file path=customXml/itemProps1.xml><?xml version="1.0" encoding="utf-8"?>
-<ds:datastoreItem xmlns:ds="http://schemas.openxmlformats.org/officeDocument/2006/customXml" ds:itemID="{81CBDEC1-3B00-44ED-AD36-0268077980BA}">
+<ds:datastoreItem xmlns:ds="http://schemas.openxmlformats.org/officeDocument/2006/customXml" ds:itemID="{84F3832F-79D0-40EC-924E-4EC5D33B7AFB}">
   <ds:schemaRefs>
-    <ds:schemaRef ds:uri="http://schemas.microsoft.com/sharepoint/v3/contenttype/forms"/>
+    <ds:schemaRef ds:uri="http://schemas.openxmlformats.org/officeDocument/2006/bibliography"/>
   </ds:schemaRefs>
 </ds:datastoreItem>
 </file>
@@ -18558,9 +18545,9 @@
 </file>
 
 <file path=customXml/itemProps3.xml><?xml version="1.0" encoding="utf-8"?>
-<ds:datastoreItem xmlns:ds="http://schemas.openxmlformats.org/officeDocument/2006/customXml" ds:itemID="{84F3832F-79D0-40EC-924E-4EC5D33B7AFB}">
+<ds:datastoreItem xmlns:ds="http://schemas.openxmlformats.org/officeDocument/2006/customXml" ds:itemID="{81CBDEC1-3B00-44ED-AD36-0268077980BA}">
   <ds:schemaRefs>
-    <ds:schemaRef ds:uri="http://schemas.openxmlformats.org/officeDocument/2006/bibliography"/>
+    <ds:schemaRef ds:uri="http://schemas.microsoft.com/sharepoint/v3/contenttype/forms"/>
   </ds:schemaRefs>
 </ds:datastoreItem>
 </file>
